--- a/EL4.docx
+++ b/EL4.docx
@@ -18,13 +18,198 @@
         <w:t xml:space="preserve">Positron and version control</w:t>
       </w:r>
     </w:p>
-    <w:bookmarkStart w:id="31" w:name="history"/>
-    <w:p>
-      <w:pPr>
-        <w:pStyle w:val="Heading1"/>
-      </w:pPr>
-      <w:r>
-        <w:t xml:space="preserve">History</w:t>
+    <w:bookmarkStart w:id="25" w:name="reading-and-practicing"/>
+    <w:p>
+      <w:pPr>
+        <w:pStyle w:val="Heading2"/>
+      </w:pPr>
+      <w:r>
+        <w:t xml:space="preserve">Reading and practicing</w:t>
+      </w:r>
+    </w:p>
+    <w:p>
+      <w:pPr>
+        <w:pStyle w:val="Compact"/>
+        <w:numPr>
+          <w:ilvl w:val="0"/>
+          <w:numId w:val="1001"/>
+        </w:numPr>
+      </w:pPr>
+      <w:r>
+        <w:t xml:space="preserve">(</w:t>
+      </w:r>
+      <w:r>
+        <w:t xml:space="preserve">“The Unix Shell: Summary and Setup”</w:t>
+      </w:r>
+      <w:r>
+        <w:t xml:space="preserve"> </w:t>
+      </w:r>
+      <w:r>
+        <w:t xml:space="preserve">2026)</w:t>
+      </w:r>
+      <w:r>
+        <w:t xml:space="preserve"> </w:t>
+      </w:r>
+      <w:r>
+        <w:t xml:space="preserve">introduces the Unix shell and the file system, which are essential parts for using git. Read and practice according to the instructions. (You may use the</w:t>
+      </w:r>
+      <w:r>
+        <w:t xml:space="preserve"> </w:t>
+      </w:r>
+      <w:hyperlink r:id="rId20">
+        <w:r>
+          <w:rPr>
+            <w:rStyle w:val="Hyperlink"/>
+          </w:rPr>
+          <w:t xml:space="preserve">Terminal tab in RStudio</w:t>
+        </w:r>
+      </w:hyperlink>
+      <w:r>
+        <w:t xml:space="preserve">). Only the first sections are required:</w:t>
+      </w:r>
+    </w:p>
+    <w:p>
+      <w:pPr>
+        <w:pStyle w:val="Compact"/>
+        <w:numPr>
+          <w:ilvl w:val="1"/>
+          <w:numId w:val="1002"/>
+        </w:numPr>
+      </w:pPr>
+      <w:hyperlink r:id="rId21">
+        <w:r>
+          <w:rPr>
+            <w:rStyle w:val="Hyperlink"/>
+          </w:rPr>
+          <w:t xml:space="preserve">Introducing the shell</w:t>
+        </w:r>
+      </w:hyperlink>
+    </w:p>
+    <w:p>
+      <w:pPr>
+        <w:pStyle w:val="Compact"/>
+        <w:numPr>
+          <w:ilvl w:val="1"/>
+          <w:numId w:val="1002"/>
+        </w:numPr>
+      </w:pPr>
+      <w:hyperlink r:id="rId22">
+        <w:r>
+          <w:rPr>
+            <w:rStyle w:val="Hyperlink"/>
+          </w:rPr>
+          <w:t xml:space="preserve">Navigating Files and Directories</w:t>
+        </w:r>
+      </w:hyperlink>
+    </w:p>
+    <w:p>
+      <w:pPr>
+        <w:pStyle w:val="Compact"/>
+        <w:numPr>
+          <w:ilvl w:val="1"/>
+          <w:numId w:val="1002"/>
+        </w:numPr>
+      </w:pPr>
+      <w:hyperlink r:id="rId23">
+        <w:r>
+          <w:rPr>
+            <w:rStyle w:val="Hyperlink"/>
+          </w:rPr>
+          <w:t xml:space="preserve">Working With Files and Directories</w:t>
+        </w:r>
+      </w:hyperlink>
+    </w:p>
+    <w:p>
+      <w:pPr>
+        <w:pStyle w:val="Compact"/>
+        <w:numPr>
+          <w:ilvl w:val="0"/>
+          <w:numId w:val="1001"/>
+        </w:numPr>
+      </w:pPr>
+      <w:r>
+        <w:t xml:space="preserve">(Rodrigues 2023, ch. 4)</w:t>
+      </w:r>
+      <w:r>
+        <w:t xml:space="preserve"> </w:t>
+      </w:r>
+      <w:r>
+        <w:t xml:space="preserve">introduces the basics of Git for R users and applies to all common operating systems. Read and practice by following the instructions.</w:t>
+      </w:r>
+    </w:p>
+    <w:p>
+      <w:pPr>
+        <w:pStyle w:val="FirstParagraph"/>
+      </w:pPr>
+      <w:r>
+        <w:rPr>
+          <w:b/>
+          <w:bCs/>
+        </w:rPr>
+        <w:t xml:space="preserve">Recommended references:</w:t>
+      </w:r>
+    </w:p>
+    <w:p>
+      <w:pPr>
+        <w:pStyle w:val="Compact"/>
+        <w:numPr>
+          <w:ilvl w:val="0"/>
+          <w:numId w:val="1003"/>
+        </w:numPr>
+      </w:pPr>
+      <w:r>
+        <w:t xml:space="preserve">A bit old but still relevant:</w:t>
+      </w:r>
+      <w:r>
+        <w:t xml:space="preserve"> </w:t>
+      </w:r>
+      <w:hyperlink r:id="rId24">
+        <w:r>
+          <w:rPr>
+            <w:rStyle w:val="Hyperlink"/>
+          </w:rPr>
+          <w:t xml:space="preserve">Happy Git with R</w:t>
+        </w:r>
+      </w:hyperlink>
+    </w:p>
+    <w:p>
+      <w:pPr>
+        <w:pStyle w:val="Compact"/>
+        <w:numPr>
+          <w:ilvl w:val="0"/>
+          <w:numId w:val="1003"/>
+        </w:numPr>
+      </w:pPr>
+      <w:r>
+        <w:t xml:space="preserve">Staples (2023)</w:t>
+      </w:r>
+      <w:r>
+        <w:t xml:space="preserve"> </w:t>
+      </w:r>
+      <w:r>
+        <w:t xml:space="preserve">illustrates the constant evolution in technology. As a professional, you should not expect that what you learn in this course will stay relevant for ever. This article is a good illustration of how the linguistic use of R has changed in less than a decade. It is also a practical example of how you can use GitHub in a slightly different way and it touches briefly on</w:t>
+      </w:r>
+      <w:r>
+        <w:t xml:space="preserve"> </w:t>
+      </w:r>
+      <w:r>
+        <w:rPr>
+          <w:rStyle w:val="VerbatimChar"/>
+        </w:rPr>
+        <w:t xml:space="preserve">{data.table}</w:t>
+      </w:r>
+      <w:r>
+        <w:t xml:space="preserve">, which we will introduce later. It also illustrates that a lot of R code is not written for statistical analysis (the last and final step) but for data management. The article also mentions some statistical techniques which you will meet in later courses (ignore the details for now).</w:t>
+      </w:r>
+    </w:p>
+    <w:bookmarkEnd w:id="25"/>
+    <w:bookmarkStart w:id="27" w:name="motivation"/>
+    <w:p>
+      <w:pPr>
+        <w:pStyle w:val="Heading2"/>
+      </w:pPr>
+      <w:r>
+        <w:t xml:space="preserve">Motivation</w:t>
       </w:r>
     </w:p>
     <w:p>
@@ -32,7 +217,52 @@
         <w:pStyle w:val="BlockText"/>
       </w:pPr>
       <w:r>
-        <w:t xml:space="preserve">It is widely acknowledged that the most fundamental developments in statistics in the past 60 years are driven by information technology (IT). We should not underestimate the importance of pen and paper as a form of IT but it is since people start using computers to do statistical analysis that we really changed the role statistics plays in our research as well as normal life.</w:t>
+        <w:t xml:space="preserve">It is widely acknowledged that the</w:t>
+      </w:r>
+      <w:r>
+        <w:t xml:space="preserve"> </w:t>
+      </w:r>
+      <w:r>
+        <w:rPr>
+          <w:b/>
+          <w:bCs/>
+        </w:rPr>
+        <w:t xml:space="preserve">most fundamental developments in statistics</w:t>
+      </w:r>
+      <w:r>
+        <w:t xml:space="preserve"> </w:t>
+      </w:r>
+      <w:r>
+        <w:t xml:space="preserve">in the past 60 years are</w:t>
+      </w:r>
+      <w:r>
+        <w:t xml:space="preserve"> </w:t>
+      </w:r>
+      <w:r>
+        <w:rPr>
+          <w:b/>
+          <w:bCs/>
+        </w:rPr>
+        <w:t xml:space="preserve">driven by information technology (IT)</w:t>
+      </w:r>
+      <w:r>
+        <w:t xml:space="preserve">. We should not underestimate the importance of pen and paper as a form of IT but it is since people start using</w:t>
+      </w:r>
+      <w:r>
+        <w:t xml:space="preserve"> </w:t>
+      </w:r>
+      <w:r>
+        <w:rPr>
+          <w:b/>
+          <w:bCs/>
+        </w:rPr>
+        <w:t xml:space="preserve">computers to do statistical analysis</w:t>
+      </w:r>
+      <w:r>
+        <w:t xml:space="preserve"> </w:t>
+      </w:r>
+      <w:r>
+        <w:t xml:space="preserve">that we really changed the role statistics plays in our research as well as normal life.</w:t>
       </w:r>
     </w:p>
     <w:p>
@@ -56,7 +286,7 @@
       <w:pPr>
         <w:pStyle w:val="FirstParagraph"/>
       </w:pPr>
-      <w:hyperlink r:id="rId20">
+      <w:hyperlink r:id="rId26">
         <w:r>
           <w:rPr>
             <w:rStyle w:val="Hyperlink"/>
@@ -65,12 +295,95 @@
         </w:r>
       </w:hyperlink>
     </w:p>
-    <w:bookmarkStart w:id="21" w:name="general-purpose-programming-languages"/>
+    <w:bookmarkEnd w:id="27"/>
+    <w:bookmarkStart w:id="28" w:name="terminal"/>
     <w:p>
       <w:pPr>
         <w:pStyle w:val="Heading2"/>
       </w:pPr>
       <w:r>
+        <w:t xml:space="preserve">Terminal</w:t>
+      </w:r>
+    </w:p>
+    <w:p>
+      <w:pPr>
+        <w:pStyle w:val="Compact"/>
+        <w:numPr>
+          <w:ilvl w:val="0"/>
+          <w:numId w:val="1004"/>
+        </w:numPr>
+      </w:pPr>
+      <w:r>
+        <w:t xml:space="preserve">Don’t rely too heavily on your computers graphical user interface (GUI)</w:t>
+      </w:r>
+    </w:p>
+    <w:p>
+      <w:pPr>
+        <w:pStyle w:val="Compact"/>
+        <w:numPr>
+          <w:ilvl w:val="0"/>
+          <w:numId w:val="1004"/>
+        </w:numPr>
+      </w:pPr>
+      <w:r>
+        <w:t xml:space="preserve">You know how to use the R console!</w:t>
+      </w:r>
+    </w:p>
+    <w:p>
+      <w:pPr>
+        <w:pStyle w:val="Compact"/>
+        <w:numPr>
+          <w:ilvl w:val="0"/>
+          <w:numId w:val="1004"/>
+        </w:numPr>
+      </w:pPr>
+      <w:r>
+        <w:t xml:space="preserve">To use a terminal/Unix shell/Bash… is similair</w:t>
+      </w:r>
+    </w:p>
+    <w:p>
+      <w:pPr>
+        <w:pStyle w:val="Compact"/>
+        <w:numPr>
+          <w:ilvl w:val="0"/>
+          <w:numId w:val="1004"/>
+        </w:numPr>
+      </w:pPr>
+      <w:r>
+        <w:t xml:space="preserve">To navigate the file system is basic practice</w:t>
+      </w:r>
+    </w:p>
+    <w:p>
+      <w:pPr>
+        <w:pStyle w:val="Compact"/>
+        <w:numPr>
+          <w:ilvl w:val="0"/>
+          <w:numId w:val="1004"/>
+        </w:numPr>
+      </w:pPr>
+      <w:r>
+        <w:t xml:space="preserve">A Unix Terminal is included if you are using Mac (and Linux)</w:t>
+      </w:r>
+    </w:p>
+    <w:p>
+      <w:pPr>
+        <w:pStyle w:val="Compact"/>
+        <w:numPr>
+          <w:ilvl w:val="0"/>
+          <w:numId w:val="1004"/>
+        </w:numPr>
+      </w:pPr>
+      <w:r>
+        <w:t xml:space="preserve">Emulators are common for Windows (one is included in Git)</w:t>
+      </w:r>
+    </w:p>
+    <w:bookmarkEnd w:id="28"/>
+    <w:bookmarkStart w:id="34" w:name="general-purpose-programming-languages"/>
+    <w:p>
+      <w:pPr>
+        <w:pStyle w:val="Heading2"/>
+      </w:pPr>
+      <w:r>
         <w:t xml:space="preserve">General-Purpose Programming Languages</w:t>
       </w:r>
     </w:p>
@@ -87,7 +400,7 @@
         <w:pStyle w:val="Compact"/>
         <w:numPr>
           <w:ilvl w:val="0"/>
-          <w:numId w:val="1001"/>
+          <w:numId w:val="1005"/>
         </w:numPr>
       </w:pPr>
       <w:r>
@@ -103,7 +416,7 @@
         <w:pStyle w:val="Compact"/>
         <w:numPr>
           <w:ilvl w:val="1"/>
-          <w:numId w:val="1002"/>
+          <w:numId w:val="1006"/>
         </w:numPr>
       </w:pPr>
       <w:r>
@@ -115,7 +428,7 @@
         <w:pStyle w:val="Compact"/>
         <w:numPr>
           <w:ilvl w:val="1"/>
-          <w:numId w:val="1002"/>
+          <w:numId w:val="1006"/>
         </w:numPr>
       </w:pPr>
       <w:r>
@@ -127,19 +440,19 @@
         <w:pStyle w:val="Compact"/>
         <w:numPr>
           <w:ilvl w:val="1"/>
-          <w:numId w:val="1002"/>
-        </w:numPr>
-      </w:pPr>
-      <w:r>
-        <w:t xml:space="preserve">Still used as subroutines in modern statistical software!</w:t>
-      </w:r>
-    </w:p>
-    <w:p>
-      <w:pPr>
-        <w:pStyle w:val="Compact"/>
-        <w:numPr>
-          <w:ilvl w:val="0"/>
-          <w:numId w:val="1001"/>
+          <w:numId w:val="1006"/>
+        </w:numPr>
+      </w:pPr>
+      <w:r>
+        <w:t xml:space="preserve">Still used as numerical back-end (e.g., BLAS/LAPACK) in modern statistical software</w:t>
+      </w:r>
+    </w:p>
+    <w:p>
+      <w:pPr>
+        <w:pStyle w:val="Compact"/>
+        <w:numPr>
+          <w:ilvl w:val="0"/>
+          <w:numId w:val="1005"/>
         </w:numPr>
       </w:pPr>
       <w:r>
@@ -147,7 +460,7 @@
           <w:b/>
           <w:bCs/>
         </w:rPr>
-        <w:t xml:space="preserve">ALGOL / ALGOL 60</w:t>
+        <w:t xml:space="preserve">C</w:t>
       </w:r>
     </w:p>
     <w:p>
@@ -155,19 +468,55 @@
         <w:pStyle w:val="Compact"/>
         <w:numPr>
           <w:ilvl w:val="1"/>
-          <w:numId w:val="1003"/>
-        </w:numPr>
-      </w:pPr>
-      <w:r>
-        <w:t xml:space="preserve">Used mainly in academic environments</w:t>
-      </w:r>
-    </w:p>
-    <w:p>
-      <w:pPr>
-        <w:pStyle w:val="Compact"/>
-        <w:numPr>
-          <w:ilvl w:val="0"/>
-          <w:numId w:val="1001"/>
+          <w:numId w:val="1007"/>
+        </w:numPr>
+      </w:pPr>
+      <w:r>
+        <w:t xml:space="preserve">Emerged in the 1970s as a systems programming language</w:t>
+      </w:r>
+    </w:p>
+    <w:p>
+      <w:pPr>
+        <w:pStyle w:val="Compact"/>
+        <w:numPr>
+          <w:ilvl w:val="1"/>
+          <w:numId w:val="1007"/>
+        </w:numPr>
+      </w:pPr>
+      <w:r>
+        <w:t xml:space="preserve">Widely used for implementing statistical software infrastructure</w:t>
+      </w:r>
+    </w:p>
+    <w:p>
+      <w:pPr>
+        <w:pStyle w:val="Compact"/>
+        <w:numPr>
+          <w:ilvl w:val="1"/>
+          <w:numId w:val="1007"/>
+        </w:numPr>
+      </w:pPr>
+      <w:r>
+        <w:t xml:space="preserve">Core language of many modern statistical environments (e.g., R, parts of SAS, Stata)</w:t>
+      </w:r>
+    </w:p>
+    <w:p>
+      <w:pPr>
+        <w:pStyle w:val="Compact"/>
+        <w:numPr>
+          <w:ilvl w:val="1"/>
+          <w:numId w:val="1007"/>
+        </w:numPr>
+      </w:pPr>
+      <w:r>
+        <w:t xml:space="preserve">Often used to interface with high-performance numerical libraries</w:t>
+      </w:r>
+    </w:p>
+    <w:p>
+      <w:pPr>
+        <w:pStyle w:val="Compact"/>
+        <w:numPr>
+          <w:ilvl w:val="0"/>
+          <w:numId w:val="1005"/>
         </w:numPr>
       </w:pPr>
       <w:r>
@@ -175,7 +524,7 @@
           <w:b/>
           <w:bCs/>
         </w:rPr>
-        <w:t xml:space="preserve">PL/I</w:t>
+        <w:t xml:space="preserve">ALGOL / ALGOL 60</w:t>
       </w:r>
     </w:p>
     <w:p>
@@ -183,37 +532,23 @@
         <w:pStyle w:val="Compact"/>
         <w:numPr>
           <w:ilvl w:val="1"/>
-          <w:numId w:val="1004"/>
-        </w:numPr>
-      </w:pPr>
-      <w:r>
-        <w:t xml:space="preserve">Used in some government and industrial contexts</w:t>
-      </w:r>
-    </w:p>
-    <w:p>
-      <w:pPr>
-        <w:pStyle w:val="FirstParagraph"/>
-      </w:pPr>
-      <w:r>
-        <w:t xml:space="preserve">📌 These languages required substantial programming expertise.</w:t>
-      </w:r>
-    </w:p>
-    <w:bookmarkEnd w:id="21"/>
-    <w:bookmarkStart w:id="22" w:name="early-statistical-packages"/>
-    <w:p>
-      <w:pPr>
-        <w:pStyle w:val="Heading2"/>
-      </w:pPr>
-      <w:r>
-        <w:t xml:space="preserve">Early Statistical Packages</w:t>
-      </w:r>
-    </w:p>
-    <w:p>
-      <w:pPr>
-        <w:pStyle w:val="FirstParagraph"/>
-      </w:pPr>
-      <w:r>
-        <w:t xml:space="preserve">Several dedicated statistical systems emerged:</w:t>
+          <w:numId w:val="1008"/>
+        </w:numPr>
+      </w:pPr>
+      <w:r>
+        <w:t xml:space="preserve">Influential in academic computing</w:t>
+      </w:r>
+    </w:p>
+    <w:p>
+      <w:pPr>
+        <w:pStyle w:val="Compact"/>
+        <w:numPr>
+          <w:ilvl w:val="1"/>
+          <w:numId w:val="1008"/>
+        </w:numPr>
+      </w:pPr>
+      <w:r>
+        <w:t xml:space="preserve">Introduced structured programming concepts that shaped later languages</w:t>
       </w:r>
     </w:p>
     <w:p>
@@ -229,13 +564,7 @@
           <w:b/>
           <w:bCs/>
         </w:rPr>
-        <w:t xml:space="preserve">SPSS</w:t>
-      </w:r>
-      <w:r>
-        <w:t xml:space="preserve"> </w:t>
-      </w:r>
-      <w:r>
-        <w:t xml:space="preserve">(1968)</w:t>
+        <w:t xml:space="preserve">PL/I</w:t>
       </w:r>
     </w:p>
     <w:p>
@@ -243,11 +572,11 @@
         <w:pStyle w:val="Compact"/>
         <w:numPr>
           <w:ilvl w:val="1"/>
-          <w:numId w:val="1006"/>
-        </w:numPr>
-      </w:pPr>
-      <w:r>
-        <w:t xml:space="preserve">Originally batch-oriented</w:t>
+          <w:numId w:val="1009"/>
+        </w:numPr>
+      </w:pPr>
+      <w:r>
+        <w:t xml:space="preserve">Used in some government and industrial contexts</w:t>
       </w:r>
     </w:p>
     <w:p>
@@ -255,37 +584,197 @@
         <w:pStyle w:val="Compact"/>
         <w:numPr>
           <w:ilvl w:val="1"/>
-          <w:numId w:val="1006"/>
-        </w:numPr>
-      </w:pPr>
-      <w:r>
-        <w:t xml:space="preserve">Widely used in social sciences</w:t>
-      </w:r>
-    </w:p>
-    <w:p>
-      <w:pPr>
-        <w:pStyle w:val="Compact"/>
-        <w:numPr>
-          <w:ilvl w:val="1"/>
-          <w:numId w:val="1006"/>
-        </w:numPr>
-      </w:pPr>
-      <w:r>
-        <w:t xml:space="preserve">Originaly</w:t>
-      </w:r>
-      <w:r>
-        <w:t xml:space="preserve"> </w:t>
-      </w:r>
-      <w:r>
-        <w:t xml:space="preserve">“Statistical Package for the Social Sciences”</w:t>
-      </w:r>
-    </w:p>
-    <w:p>
-      <w:pPr>
-        <w:pStyle w:val="Compact"/>
-        <w:numPr>
-          <w:ilvl w:val="0"/>
-          <w:numId w:val="1005"/>
+          <w:numId w:val="1009"/>
+        </w:numPr>
+      </w:pPr>
+      <w:r>
+        <w:t xml:space="preserve">Combined scientific and business computing features</w:t>
+      </w:r>
+    </w:p>
+    <w:p>
+      <w:pPr>
+        <w:pStyle w:val="FirstParagraph"/>
+      </w:pPr>
+      <w:r>
+        <w:t xml:space="preserve">📌 These languages required substantial programming expertise.</w:t>
+      </w:r>
+    </w:p>
+    <w:tbl>
+      <w:tblPr>
+        <w:tblStyle w:val="Table"/>
+        <w:tblLook w:firstRow="0" w:lastRow="0" w:firstColumn="0" w:lastColumn="0" w:noHBand="0" w:noVBand="0" w:val="0000"/>
+        <w:tblBorders>
+          <w:top w:val="single" w:sz="4" w:space="0" w:color="0758E5"/>
+          <w:left w:val="single" w:sz="24" w:space="0" w:color="0758E5"/>
+          <w:bottom w:val="single" w:sz="4" w:space="0" w:color="0758E5"/>
+          <w:right w:val="single" w:sz="4" w:space="0" w:color="0758E5"/>
+        </w:tblBorders>
+        <w:tblCellMar>
+          <w:left w:w="144" w:type="dxa"/>
+          <w:right w:w="144" w:type="dxa"/>
+        </w:tblCellMar>
+        <w:tblLook w:firstRow="0" w:lastRow="0" w:firstColumn="0" w:lastColumn="0" w:noHBand="0" w:noVBand="0" w:val="0000"/>
+      </w:tblPr>
+      <w:tr>
+        <w:trPr>
+          <w:cantSplit/>
+        </w:trPr>
+        <w:tc>
+          <w:tcPr>
+            <w:shd w:color="auto" w:fill="dae6fb" w:val="clear"/>
+            <w:tcMar>
+              <w:top w:w="92" w:type="dxa"/>
+              <w:bottom w:w="92" w:type="dxa"/>
+            </w:tcMar>
+          </w:tcPr>
+          <w:p>
+            <w:pPr>
+              <w:pStyle w:val="BodyText"/>
+            </w:pPr>
+            <w:pPr>
+              <w:spacing w:before="0" w:after="0"/>
+              <w:textAlignment w:val="center"/>
+            </w:pPr>
+            <w:r>
+              <w:drawing>
+                <wp:inline>
+                  <wp:extent cx="152400" cy="152400"/>
+                  <wp:effectExtent b="0" l="0" r="0" t="0"/>
+                  <wp:docPr descr="" title="" id="30" name="Picture"/>
+                  <a:graphic>
+                    <a:graphicData uri="http://schemas.openxmlformats.org/drawingml/2006/picture">
+                      <pic:pic>
+                        <pic:nvPicPr>
+                          <pic:cNvPr descr="/Applications/quarto/share/formats/docx/note.png" id="31" name="Picture"/>
+                          <pic:cNvPicPr>
+                            <a:picLocks noChangeArrowheads="1" noChangeAspect="1"/>
+                          </pic:cNvPicPr>
+                        </pic:nvPicPr>
+                        <pic:blipFill>
+                          <a:blip r:embed="rId29"/>
+                          <a:stretch>
+                            <a:fillRect/>
+                          </a:stretch>
+                        </pic:blipFill>
+                        <pic:spPr bwMode="auto">
+                          <a:xfrm>
+                            <a:off x="0" y="0"/>
+                            <a:ext cx="152400" cy="152400"/>
+                          </a:xfrm>
+                          <a:prstGeom prst="rect">
+                            <a:avLst/>
+                          </a:prstGeom>
+                          <a:noFill/>
+                          <a:ln w="9525">
+                            <a:noFill/>
+                            <a:headEnd/>
+                            <a:tailEnd/>
+                          </a:ln>
+                        </pic:spPr>
+                      </pic:pic>
+                    </a:graphicData>
+                  </a:graphic>
+                </wp:inline>
+              </w:drawing>
+            </w:r>
+            <w:r>
+              <w:t xml:space="preserve"> </w:t>
+            </w:r>
+            <w:r>
+              <w:t xml:space="preserve"> </w:t>
+            </w:r>
+            <w:r>
+              <w:t xml:space="preserve">FORTAN and C</w:t>
+            </w:r>
+          </w:p>
+        </w:tc>
+      </w:tr>
+      <w:tr>
+        <w:trPr>
+          <w:cantSplit/>
+        </w:trPr>
+        <w:tc>
+          <w:tcPr>
+            <w:tcMar>
+              <w:top w:w="108" w:type="dxa"/>
+              <w:bottom w:w="108" w:type="dxa"/>
+            </w:tcMar>
+          </w:tcPr>
+          <w:p>
+            <w:pPr>
+              <w:pStyle w:val="BodyText"/>
+            </w:pPr>
+            <w:pPr>
+              <w:spacing w:before="16"/>
+            </w:pPr>
+            <w:r>
+              <w:t xml:space="preserve">FORTAN is still used in R for subroutines such as</w:t>
+            </w:r>
+            <w:r>
+              <w:t xml:space="preserve"> </w:t>
+            </w:r>
+            <w:hyperlink r:id="rId32">
+              <w:r>
+                <w:rPr>
+                  <w:rStyle w:val="Hyperlink"/>
+                </w:rPr>
+                <w:t xml:space="preserve">least squares</w:t>
+              </w:r>
+            </w:hyperlink>
+            <w:r>
+              <w:t xml:space="preserve">. Even in modern packages!</w:t>
+            </w:r>
+          </w:p>
+          <w:p>
+            <w:pPr>
+              <w:pStyle w:val="BodyText"/>
+            </w:pPr>
+            <w:pPr>
+              <w:spacing w:after="16"/>
+            </w:pPr>
+            <w:r>
+              <w:t xml:space="preserve">Same for C, such as for</w:t>
+            </w:r>
+            <w:r>
+              <w:t xml:space="preserve"> </w:t>
+            </w:r>
+            <w:hyperlink r:id="rId33">
+              <w:r>
+                <w:rPr>
+                  <w:rStyle w:val="Hyperlink"/>
+                </w:rPr>
+                <w:t xml:space="preserve">lm</w:t>
+              </w:r>
+            </w:hyperlink>
+          </w:p>
+          <w:p/>
+        </w:tc>
+      </w:tr>
+    </w:tbl>
+    <w:bookmarkEnd w:id="34"/>
+    <w:bookmarkStart w:id="35" w:name="early-statistical-packages"/>
+    <w:p>
+      <w:pPr>
+        <w:pStyle w:val="Heading2"/>
+      </w:pPr>
+      <w:r>
+        <w:t xml:space="preserve">Early Statistical Packages</w:t>
+      </w:r>
+    </w:p>
+    <w:p>
+      <w:pPr>
+        <w:pStyle w:val="FirstParagraph"/>
+      </w:pPr>
+      <w:r>
+        <w:t xml:space="preserve">Several dedicated statistical systems emerged:</w:t>
+      </w:r>
+    </w:p>
+    <w:p>
+      <w:pPr>
+        <w:pStyle w:val="Compact"/>
+        <w:numPr>
+          <w:ilvl w:val="0"/>
+          <w:numId w:val="1010"/>
         </w:numPr>
       </w:pPr>
       <w:r>
@@ -293,13 +782,13 @@
           <w:b/>
           <w:bCs/>
         </w:rPr>
-        <w:t xml:space="preserve">BMDP</w:t>
-      </w:r>
-      <w:r>
-        <w:t xml:space="preserve"> </w:t>
-      </w:r>
-      <w:r>
-        <w:t xml:space="preserve">(1960s)</w:t>
+        <w:t xml:space="preserve">SPSS</w:t>
+      </w:r>
+      <w:r>
+        <w:t xml:space="preserve"> </w:t>
+      </w:r>
+      <w:r>
+        <w:t xml:space="preserve">(1968)</w:t>
       </w:r>
     </w:p>
     <w:p>
@@ -307,11 +796,11 @@
         <w:pStyle w:val="Compact"/>
         <w:numPr>
           <w:ilvl w:val="1"/>
-          <w:numId w:val="1007"/>
-        </w:numPr>
-      </w:pPr>
-      <w:r>
-        <w:t xml:space="preserve">Developed at UCLA</w:t>
+          <w:numId w:val="1011"/>
+        </w:numPr>
+      </w:pPr>
+      <w:r>
+        <w:t xml:space="preserve">Originally batch-oriented</w:t>
       </w:r>
     </w:p>
     <w:p>
@@ -319,11 +808,11 @@
         <w:pStyle w:val="Compact"/>
         <w:numPr>
           <w:ilvl w:val="1"/>
-          <w:numId w:val="1007"/>
-        </w:numPr>
-      </w:pPr>
-      <w:r>
-        <w:t xml:space="preserve">Common in medical statistics</w:t>
+          <w:numId w:val="1011"/>
+        </w:numPr>
+      </w:pPr>
+      <w:r>
+        <w:t xml:space="preserve">Widely used in social sciences</w:t>
       </w:r>
     </w:p>
     <w:p>
@@ -331,19 +820,25 @@
         <w:pStyle w:val="Compact"/>
         <w:numPr>
           <w:ilvl w:val="1"/>
-          <w:numId w:val="1007"/>
-        </w:numPr>
-      </w:pPr>
-      <w:r>
-        <w:t xml:space="preserve">Bio-Medical Data Package</w:t>
-      </w:r>
-    </w:p>
-    <w:p>
-      <w:pPr>
-        <w:pStyle w:val="Compact"/>
-        <w:numPr>
-          <w:ilvl w:val="0"/>
-          <w:numId w:val="1005"/>
+          <w:numId w:val="1011"/>
+        </w:numPr>
+      </w:pPr>
+      <w:r>
+        <w:t xml:space="preserve">Originaly</w:t>
+      </w:r>
+      <w:r>
+        <w:t xml:space="preserve"> </w:t>
+      </w:r>
+      <w:r>
+        <w:t xml:space="preserve">“Statistical Package for the Social Sciences”</w:t>
+      </w:r>
+    </w:p>
+    <w:p>
+      <w:pPr>
+        <w:pStyle w:val="Compact"/>
+        <w:numPr>
+          <w:ilvl w:val="0"/>
+          <w:numId w:val="1010"/>
         </w:numPr>
       </w:pPr>
       <w:r>
@@ -351,13 +846,13 @@
           <w:b/>
           <w:bCs/>
         </w:rPr>
-        <w:t xml:space="preserve">GENSTAT</w:t>
-      </w:r>
-      <w:r>
-        <w:t xml:space="preserve"> </w:t>
-      </w:r>
-      <w:r>
-        <w:t xml:space="preserve">(1968)</w:t>
+        <w:t xml:space="preserve">BMDP</w:t>
+      </w:r>
+      <w:r>
+        <w:t xml:space="preserve"> </w:t>
+      </w:r>
+      <w:r>
+        <w:t xml:space="preserve">(1960s)</w:t>
       </w:r>
     </w:p>
     <w:p>
@@ -365,19 +860,43 @@
         <w:pStyle w:val="Compact"/>
         <w:numPr>
           <w:ilvl w:val="1"/>
-          <w:numId w:val="1008"/>
-        </w:numPr>
-      </w:pPr>
-      <w:r>
-        <w:t xml:space="preserve">Focused on agricultural statistics</w:t>
-      </w:r>
-    </w:p>
-    <w:p>
-      <w:pPr>
-        <w:pStyle w:val="Compact"/>
-        <w:numPr>
-          <w:ilvl w:val="0"/>
-          <w:numId w:val="1005"/>
+          <w:numId w:val="1012"/>
+        </w:numPr>
+      </w:pPr>
+      <w:r>
+        <w:t xml:space="preserve">Developed at UCLA</w:t>
+      </w:r>
+    </w:p>
+    <w:p>
+      <w:pPr>
+        <w:pStyle w:val="Compact"/>
+        <w:numPr>
+          <w:ilvl w:val="1"/>
+          <w:numId w:val="1012"/>
+        </w:numPr>
+      </w:pPr>
+      <w:r>
+        <w:t xml:space="preserve">Common in medical statistics</w:t>
+      </w:r>
+    </w:p>
+    <w:p>
+      <w:pPr>
+        <w:pStyle w:val="Compact"/>
+        <w:numPr>
+          <w:ilvl w:val="1"/>
+          <w:numId w:val="1012"/>
+        </w:numPr>
+      </w:pPr>
+      <w:r>
+        <w:t xml:space="preserve">Bio-Medical Data Package</w:t>
+      </w:r>
+    </w:p>
+    <w:p>
+      <w:pPr>
+        <w:pStyle w:val="Compact"/>
+        <w:numPr>
+          <w:ilvl w:val="0"/>
+          <w:numId w:val="1010"/>
         </w:numPr>
       </w:pPr>
       <w:r>
@@ -385,13 +904,13 @@
           <w:b/>
           <w:bCs/>
         </w:rPr>
-        <w:t xml:space="preserve">MINITAB</w:t>
-      </w:r>
-      <w:r>
-        <w:t xml:space="preserve"> </w:t>
-      </w:r>
-      <w:r>
-        <w:t xml:space="preserve">(1972)</w:t>
+        <w:t xml:space="preserve">GENSTAT</w:t>
+      </w:r>
+      <w:r>
+        <w:t xml:space="preserve"> </w:t>
+      </w:r>
+      <w:r>
+        <w:t xml:space="preserve">(1968)</w:t>
       </w:r>
     </w:p>
     <w:p>
@@ -399,33 +918,11 @@
         <w:pStyle w:val="Compact"/>
         <w:numPr>
           <w:ilvl w:val="1"/>
-          <w:numId w:val="1009"/>
-        </w:numPr>
-      </w:pPr>
-      <w:r>
-        <w:t xml:space="preserve">Designed for teaching and education</w:t>
-      </w:r>
-    </w:p>
-    <w:p>
-      <w:pPr>
-        <w:pStyle w:val="Compact"/>
-        <w:numPr>
-          <w:ilvl w:val="1"/>
-          <w:numId w:val="1009"/>
-        </w:numPr>
-      </w:pPr>
-      <w:r>
-        <w:t xml:space="preserve">Still popular in quality control</w:t>
-      </w:r>
-    </w:p>
-    <w:bookmarkEnd w:id="22"/>
-    <w:bookmarkStart w:id="23" w:name="sas-a-transitional-system"/>
-    <w:p>
-      <w:pPr>
-        <w:pStyle w:val="Heading2"/>
-      </w:pPr>
-      <w:r>
-        <w:t xml:space="preserve">SAS: A Transitional System</w:t>
+          <w:numId w:val="1013"/>
+        </w:numPr>
+      </w:pPr>
+      <w:r>
+        <w:t xml:space="preserve">Focused on agricultural statistics</w:t>
       </w:r>
     </w:p>
     <w:p>
@@ -441,49 +938,13 @@
           <w:b/>
           <w:bCs/>
         </w:rPr>
-        <w:t xml:space="preserve">SAS</w:t>
-      </w:r>
-      <w:r>
-        <w:t xml:space="preserve"> </w:t>
-      </w:r>
-      <w:r>
-        <w:t xml:space="preserve">(early 1970s)</w:t>
-      </w:r>
-    </w:p>
-    <w:p>
-      <w:pPr>
-        <w:pStyle w:val="Compact"/>
-        <w:numPr>
-          <w:ilvl w:val="0"/>
-          <w:numId w:val="1010"/>
-        </w:numPr>
-      </w:pPr>
-      <w:r>
-        <w:t xml:space="preserve">Developed for agricultural and biostatistical analysis</w:t>
-      </w:r>
-    </w:p>
-    <w:p>
-      <w:pPr>
-        <w:pStyle w:val="Compact"/>
-        <w:numPr>
-          <w:ilvl w:val="0"/>
-          <w:numId w:val="1010"/>
-        </w:numPr>
-      </w:pPr>
-      <w:r>
-        <w:t xml:space="preserve">Script-based, but largely batch-oriented</w:t>
-      </w:r>
-    </w:p>
-    <w:p>
-      <w:pPr>
-        <w:pStyle w:val="Compact"/>
-        <w:numPr>
-          <w:ilvl w:val="0"/>
-          <w:numId w:val="1010"/>
-        </w:numPr>
-      </w:pPr>
-      <w:r>
-        <w:t xml:space="preserve">Became a standard in:</w:t>
+        <w:t xml:space="preserve">MINITAB</w:t>
+      </w:r>
+      <w:r>
+        <w:t xml:space="preserve"> </w:t>
+      </w:r>
+      <w:r>
+        <w:t xml:space="preserve">(1972)</w:t>
       </w:r>
     </w:p>
     <w:p>
@@ -491,11 +952,11 @@
         <w:pStyle w:val="Compact"/>
         <w:numPr>
           <w:ilvl w:val="1"/>
-          <w:numId w:val="1011"/>
-        </w:numPr>
-      </w:pPr>
-      <w:r>
-        <w:t xml:space="preserve">Government agencies</w:t>
+          <w:numId w:val="1014"/>
+        </w:numPr>
+      </w:pPr>
+      <w:r>
+        <w:t xml:space="preserve">Designed for teaching and education</w:t>
       </w:r>
     </w:p>
     <w:p>
@@ -503,151 +964,29 @@
         <w:pStyle w:val="Compact"/>
         <w:numPr>
           <w:ilvl w:val="1"/>
-          <w:numId w:val="1011"/>
-        </w:numPr>
-      </w:pPr>
-      <w:r>
-        <w:t xml:space="preserve">Large organisations</w:t>
-      </w:r>
-    </w:p>
-    <w:p>
-      <w:pPr>
-        <w:pStyle w:val="Compact"/>
-        <w:numPr>
-          <w:ilvl w:val="0"/>
-          <w:numId w:val="1010"/>
-        </w:numPr>
-      </w:pPr>
-      <w:r>
-        <w:t xml:space="preserve">Known for strong data management capabilities</w:t>
-      </w:r>
-    </w:p>
-    <w:p>
-      <w:pPr>
-        <w:pStyle w:val="Compact"/>
-        <w:numPr>
-          <w:ilvl w:val="0"/>
-          <w:numId w:val="1010"/>
-        </w:numPr>
-      </w:pPr>
-      <w:r>
-        <w:t xml:space="preserve">Still widely used in pharmaceutical industry and clinical trials</w:t>
-      </w:r>
-    </w:p>
-    <w:p>
-      <w:pPr>
-        <w:pStyle w:val="FirstParagraph"/>
-      </w:pPr>
-      <w:r>
-        <w:t xml:space="preserve">📌 SAS predates S but influenced later statistical workflows.</w:t>
-      </w:r>
-    </w:p>
-    <w:bookmarkEnd w:id="23"/>
-    <w:bookmarkStart w:id="24" w:name="limitations-of-pre-s-systems"/>
+          <w:numId w:val="1014"/>
+        </w:numPr>
+      </w:pPr>
+      <w:r>
+        <w:t xml:space="preserve">Still popular in quality control</w:t>
+      </w:r>
+    </w:p>
+    <w:bookmarkEnd w:id="35"/>
+    <w:bookmarkStart w:id="38" w:name="sas-a-transitional-system"/>
     <w:p>
       <w:pPr>
         <w:pStyle w:val="Heading2"/>
       </w:pPr>
       <w:r>
-        <w:t xml:space="preserve">Limitations of Pre-S Systems</w:t>
-      </w:r>
-    </w:p>
-    <w:p>
-      <w:pPr>
-        <w:pStyle w:val="FirstParagraph"/>
-      </w:pPr>
-      <w:r>
-        <w:t xml:space="preserve">Common limitations included:</w:t>
-      </w:r>
-    </w:p>
-    <w:p>
-      <w:pPr>
-        <w:pStyle w:val="Compact"/>
-        <w:numPr>
-          <w:ilvl w:val="0"/>
-          <w:numId w:val="1012"/>
-        </w:numPr>
-      </w:pPr>
-      <w:r>
-        <w:t xml:space="preserve">Batch processing rather than interactivity</w:t>
-      </w:r>
-    </w:p>
-    <w:p>
-      <w:pPr>
-        <w:pStyle w:val="Compact"/>
-        <w:numPr>
-          <w:ilvl w:val="0"/>
-          <w:numId w:val="1012"/>
-        </w:numPr>
-      </w:pPr>
-      <w:r>
-        <w:t xml:space="preserve">Separation of data management and analysis</w:t>
-      </w:r>
-    </w:p>
-    <w:p>
-      <w:pPr>
-        <w:pStyle w:val="Compact"/>
-        <w:numPr>
-          <w:ilvl w:val="0"/>
-          <w:numId w:val="1012"/>
-        </w:numPr>
-      </w:pPr>
-      <w:r>
-        <w:t xml:space="preserve">Limited graphics capabilities</w:t>
-      </w:r>
-    </w:p>
-    <w:p>
-      <w:pPr>
-        <w:pStyle w:val="Compact"/>
-        <w:numPr>
-          <w:ilvl w:val="0"/>
-          <w:numId w:val="1012"/>
-        </w:numPr>
-      </w:pPr>
-      <w:r>
-        <w:t xml:space="preserve">High barriers to exploratory data analysis</w:t>
-      </w:r>
-    </w:p>
-    <w:bookmarkEnd w:id="24"/>
-    <w:bookmarkStart w:id="25" w:name="s"/>
-    <w:p>
-      <w:pPr>
-        <w:pStyle w:val="Heading2"/>
-      </w:pPr>
-      <w:r>
-        <w:t xml:space="preserve">S</w:t>
-      </w:r>
-    </w:p>
-    <w:p>
-      <w:pPr>
-        <w:pStyle w:val="Compact"/>
-        <w:numPr>
-          <w:ilvl w:val="0"/>
-          <w:numId w:val="1013"/>
-        </w:numPr>
-      </w:pPr>
-      <w:r>
-        <w:t xml:space="preserve">S takes form at Bell Laboratories (interactive statistical computing).</w:t>
-      </w:r>
-    </w:p>
-    <w:p>
-      <w:pPr>
-        <w:pStyle w:val="Compact"/>
-        <w:numPr>
-          <w:ilvl w:val="0"/>
-          <w:numId w:val="1013"/>
-        </w:numPr>
-      </w:pPr>
-      <w:r>
-        <w:t xml:space="preserve">John Chambers leads the effort.</w:t>
-      </w:r>
-    </w:p>
-    <w:p>
-      <w:pPr>
-        <w:pStyle w:val="Compact"/>
-        <w:numPr>
-          <w:ilvl w:val="0"/>
-          <w:numId w:val="1013"/>
+        <w:t xml:space="preserve">SAS: A Transitional System</w:t>
+      </w:r>
+    </w:p>
+    <w:p>
+      <w:pPr>
+        <w:pStyle w:val="Compact"/>
+        <w:numPr>
+          <w:ilvl w:val="0"/>
+          <w:numId w:val="1015"/>
         </w:numPr>
       </w:pPr>
       <w:r>
@@ -655,21 +994,356 @@
           <w:b/>
           <w:bCs/>
         </w:rPr>
-        <w:t xml:space="preserve">1976:</w:t>
-      </w:r>
-      <w:r>
-        <w:t xml:space="preserve"> </w:t>
-      </w:r>
-      <w:r>
-        <w:t xml:space="preserve">first working version of S runs on GCOS</w:t>
-      </w:r>
-    </w:p>
-    <w:p>
-      <w:pPr>
-        <w:pStyle w:val="Compact"/>
-        <w:numPr>
-          <w:ilvl w:val="0"/>
-          <w:numId w:val="1013"/>
+        <w:t xml:space="preserve">SAS</w:t>
+      </w:r>
+      <w:r>
+        <w:t xml:space="preserve"> </w:t>
+      </w:r>
+      <w:r>
+        <w:t xml:space="preserve">(early 1970s)</w:t>
+      </w:r>
+    </w:p>
+    <w:p>
+      <w:pPr>
+        <w:pStyle w:val="Compact"/>
+        <w:numPr>
+          <w:ilvl w:val="0"/>
+          <w:numId w:val="1015"/>
+        </w:numPr>
+      </w:pPr>
+      <w:r>
+        <w:t xml:space="preserve">Developed for agricultural and biostatistical analysis</w:t>
+      </w:r>
+    </w:p>
+    <w:p>
+      <w:pPr>
+        <w:pStyle w:val="Compact"/>
+        <w:numPr>
+          <w:ilvl w:val="0"/>
+          <w:numId w:val="1015"/>
+        </w:numPr>
+      </w:pPr>
+      <w:r>
+        <w:t xml:space="preserve">Script-based, but largely batch-oriented</w:t>
+      </w:r>
+    </w:p>
+    <w:p>
+      <w:pPr>
+        <w:pStyle w:val="Compact"/>
+        <w:numPr>
+          <w:ilvl w:val="0"/>
+          <w:numId w:val="1015"/>
+        </w:numPr>
+      </w:pPr>
+      <w:r>
+        <w:t xml:space="preserve">Became a standard in:</w:t>
+      </w:r>
+    </w:p>
+    <w:p>
+      <w:pPr>
+        <w:pStyle w:val="Compact"/>
+        <w:numPr>
+          <w:ilvl w:val="1"/>
+          <w:numId w:val="1016"/>
+        </w:numPr>
+      </w:pPr>
+      <w:r>
+        <w:t xml:space="preserve">Government agencies</w:t>
+      </w:r>
+    </w:p>
+    <w:p>
+      <w:pPr>
+        <w:pStyle w:val="Compact"/>
+        <w:numPr>
+          <w:ilvl w:val="1"/>
+          <w:numId w:val="1016"/>
+        </w:numPr>
+      </w:pPr>
+      <w:r>
+        <w:t xml:space="preserve">Large organisations</w:t>
+      </w:r>
+    </w:p>
+    <w:p>
+      <w:pPr>
+        <w:pStyle w:val="Compact"/>
+        <w:numPr>
+          <w:ilvl w:val="0"/>
+          <w:numId w:val="1015"/>
+        </w:numPr>
+      </w:pPr>
+      <w:r>
+        <w:t xml:space="preserve">Known for strong data management capabilities</w:t>
+      </w:r>
+    </w:p>
+    <w:p>
+      <w:pPr>
+        <w:pStyle w:val="Compact"/>
+        <w:numPr>
+          <w:ilvl w:val="0"/>
+          <w:numId w:val="1015"/>
+        </w:numPr>
+      </w:pPr>
+      <w:r>
+        <w:t xml:space="preserve">Still widely used in pharmaceutical industry</w:t>
+      </w:r>
+    </w:p>
+    <w:p>
+      <w:pPr>
+        <w:pStyle w:val="FirstParagraph"/>
+      </w:pPr>
+      <w:r>
+        <w:t xml:space="preserve">📌 SAS predates S and influenced later statistical workflows.</w:t>
+      </w:r>
+    </w:p>
+    <w:tbl>
+      <w:tblPr>
+        <w:tblStyle w:val="Table"/>
+        <w:tblLook w:firstRow="0" w:lastRow="0" w:firstColumn="0" w:lastColumn="0" w:noHBand="0" w:noVBand="0" w:val="0000"/>
+        <w:tblBorders>
+          <w:top w:val="single" w:sz="4" w:space="0" w:color="0758E5"/>
+          <w:left w:val="single" w:sz="24" w:space="0" w:color="0758E5"/>
+          <w:bottom w:val="single" w:sz="4" w:space="0" w:color="0758E5"/>
+          <w:right w:val="single" w:sz="4" w:space="0" w:color="0758E5"/>
+        </w:tblBorders>
+        <w:tblCellMar>
+          <w:left w:w="144" w:type="dxa"/>
+          <w:right w:w="144" w:type="dxa"/>
+        </w:tblCellMar>
+        <w:tblLook w:firstRow="0" w:lastRow="0" w:firstColumn="0" w:lastColumn="0" w:noHBand="0" w:noVBand="0" w:val="0000"/>
+      </w:tblPr>
+      <w:tr>
+        <w:trPr>
+          <w:cantSplit/>
+        </w:trPr>
+        <w:tc>
+          <w:tcPr>
+            <w:shd w:color="auto" w:fill="dae6fb" w:val="clear"/>
+            <w:tcMar>
+              <w:top w:w="92" w:type="dxa"/>
+              <w:bottom w:w="92" w:type="dxa"/>
+            </w:tcMar>
+          </w:tcPr>
+          <w:p>
+            <w:pPr>
+              <w:pStyle w:val="BodyText"/>
+            </w:pPr>
+            <w:pPr>
+              <w:spacing w:before="0" w:after="0"/>
+              <w:textAlignment w:val="center"/>
+            </w:pPr>
+            <w:r>
+              <w:drawing>
+                <wp:inline>
+                  <wp:extent cx="152400" cy="152400"/>
+                  <wp:effectExtent b="0" l="0" r="0" t="0"/>
+                  <wp:docPr descr="" title="" id="36" name="Picture"/>
+                  <a:graphic>
+                    <a:graphicData uri="http://schemas.openxmlformats.org/drawingml/2006/picture">
+                      <pic:pic>
+                        <pic:nvPicPr>
+                          <pic:cNvPr descr="/Applications/quarto/share/formats/docx/note.png" id="37" name="Picture"/>
+                          <pic:cNvPicPr>
+                            <a:picLocks noChangeArrowheads="1" noChangeAspect="1"/>
+                          </pic:cNvPicPr>
+                        </pic:nvPicPr>
+                        <pic:blipFill>
+                          <a:blip r:embed="rId29"/>
+                          <a:stretch>
+                            <a:fillRect/>
+                          </a:stretch>
+                        </pic:blipFill>
+                        <pic:spPr bwMode="auto">
+                          <a:xfrm>
+                            <a:off x="0" y="0"/>
+                            <a:ext cx="152400" cy="152400"/>
+                          </a:xfrm>
+                          <a:prstGeom prst="rect">
+                            <a:avLst/>
+                          </a:prstGeom>
+                          <a:noFill/>
+                          <a:ln w="9525">
+                            <a:noFill/>
+                            <a:headEnd/>
+                            <a:tailEnd/>
+                          </a:ln>
+                        </pic:spPr>
+                      </pic:pic>
+                    </a:graphicData>
+                  </a:graphic>
+                </wp:inline>
+              </w:drawing>
+            </w:r>
+            <w:r>
+              <w:t xml:space="preserve"> </w:t>
+            </w:r>
+            <w:r>
+              <w:t xml:space="preserve"> </w:t>
+            </w:r>
+            <w:r>
+              <w:t xml:space="preserve">SAS data</w:t>
+            </w:r>
+          </w:p>
+        </w:tc>
+      </w:tr>
+      <w:tr>
+        <w:trPr>
+          <w:cantSplit/>
+        </w:trPr>
+        <w:tc>
+          <w:tcPr>
+            <w:tcMar>
+              <w:top w:w="108" w:type="dxa"/>
+              <w:bottom w:w="108" w:type="dxa"/>
+            </w:tcMar>
+          </w:tcPr>
+          <w:p>
+            <w:pPr>
+              <w:pStyle w:val="BodyText"/>
+            </w:pPr>
+            <w:pPr>
+              <w:spacing w:before="16" w:after="16"/>
+            </w:pPr>
+            <w:r>
+              <w:t xml:space="preserve">Still common to receive data in SAS-format from register holdders!</w:t>
+            </w:r>
+          </w:p>
+          <w:p/>
+        </w:tc>
+      </w:tr>
+    </w:tbl>
+    <w:bookmarkEnd w:id="38"/>
+    <w:bookmarkStart w:id="39" w:name="limitations-of-pre-s-systems"/>
+    <w:p>
+      <w:pPr>
+        <w:pStyle w:val="Heading2"/>
+      </w:pPr>
+      <w:r>
+        <w:t xml:space="preserve">Limitations of Pre-S Systems</w:t>
+      </w:r>
+    </w:p>
+    <w:p>
+      <w:pPr>
+        <w:pStyle w:val="FirstParagraph"/>
+      </w:pPr>
+      <w:r>
+        <w:t xml:space="preserve">Common limitations included:</w:t>
+      </w:r>
+    </w:p>
+    <w:p>
+      <w:pPr>
+        <w:pStyle w:val="Compact"/>
+        <w:numPr>
+          <w:ilvl w:val="0"/>
+          <w:numId w:val="1017"/>
+        </w:numPr>
+      </w:pPr>
+      <w:r>
+        <w:t xml:space="preserve">Batch processing rather than interactivity</w:t>
+      </w:r>
+    </w:p>
+    <w:p>
+      <w:pPr>
+        <w:pStyle w:val="Compact"/>
+        <w:numPr>
+          <w:ilvl w:val="1"/>
+          <w:numId w:val="1018"/>
+        </w:numPr>
+      </w:pPr>
+      <w:r>
+        <w:t xml:space="preserve">But we still sometimes need batch processing for large scale projects!</w:t>
+      </w:r>
+    </w:p>
+    <w:p>
+      <w:pPr>
+        <w:pStyle w:val="Compact"/>
+        <w:numPr>
+          <w:ilvl w:val="1"/>
+          <w:numId w:val="1018"/>
+        </w:numPr>
+      </w:pPr>
+      <w:r>
+        <w:rPr>
+          <w:rStyle w:val="VerbatimChar"/>
+        </w:rPr>
+        <w:t xml:space="preserve">Rscript script.R</w:t>
+      </w:r>
+    </w:p>
+    <w:p>
+      <w:pPr>
+        <w:pStyle w:val="Compact"/>
+        <w:numPr>
+          <w:ilvl w:val="0"/>
+          <w:numId w:val="1017"/>
+        </w:numPr>
+      </w:pPr>
+      <w:r>
+        <w:t xml:space="preserve">Separation of data management and analysis</w:t>
+      </w:r>
+    </w:p>
+    <w:p>
+      <w:pPr>
+        <w:pStyle w:val="Compact"/>
+        <w:numPr>
+          <w:ilvl w:val="0"/>
+          <w:numId w:val="1017"/>
+        </w:numPr>
+      </w:pPr>
+      <w:r>
+        <w:t xml:space="preserve">Limited graphics capabilities</w:t>
+      </w:r>
+    </w:p>
+    <w:p>
+      <w:pPr>
+        <w:pStyle w:val="Compact"/>
+        <w:numPr>
+          <w:ilvl w:val="0"/>
+          <w:numId w:val="1017"/>
+        </w:numPr>
+      </w:pPr>
+      <w:r>
+        <w:t xml:space="preserve">High barriers to exploratory data analysis</w:t>
+      </w:r>
+    </w:p>
+    <w:bookmarkEnd w:id="39"/>
+    <w:bookmarkStart w:id="40" w:name="s"/>
+    <w:p>
+      <w:pPr>
+        <w:pStyle w:val="Heading2"/>
+      </w:pPr>
+      <w:r>
+        <w:t xml:space="preserve">S</w:t>
+      </w:r>
+    </w:p>
+    <w:p>
+      <w:pPr>
+        <w:pStyle w:val="Compact"/>
+        <w:numPr>
+          <w:ilvl w:val="0"/>
+          <w:numId w:val="1019"/>
+        </w:numPr>
+      </w:pPr>
+      <w:r>
+        <w:t xml:space="preserve">S takes form at Bell Laboratories (interactive statistical computing).</w:t>
+      </w:r>
+    </w:p>
+    <w:p>
+      <w:pPr>
+        <w:pStyle w:val="Compact"/>
+        <w:numPr>
+          <w:ilvl w:val="0"/>
+          <w:numId w:val="1019"/>
+        </w:numPr>
+      </w:pPr>
+      <w:r>
+        <w:t xml:space="preserve">John Chambers leads the effort.</w:t>
+      </w:r>
+    </w:p>
+    <w:p>
+      <w:pPr>
+        <w:pStyle w:val="Compact"/>
+        <w:numPr>
+          <w:ilvl w:val="0"/>
+          <w:numId w:val="1019"/>
         </w:numPr>
       </w:pPr>
       <w:r>
@@ -677,21 +1351,21 @@
           <w:b/>
           <w:bCs/>
         </w:rPr>
-        <w:t xml:space="preserve">1979:</w:t>
-      </w:r>
-      <w:r>
-        <w:t xml:space="preserve"> </w:t>
-      </w:r>
-      <w:r>
-        <w:t xml:space="preserve">S2 is ported to UNIX; UNIX becomes the primary platform</w:t>
-      </w:r>
-    </w:p>
-    <w:p>
-      <w:pPr>
-        <w:pStyle w:val="Compact"/>
-        <w:numPr>
-          <w:ilvl w:val="0"/>
-          <w:numId w:val="1013"/>
+        <w:t xml:space="preserve">1976:</w:t>
+      </w:r>
+      <w:r>
+        <w:t xml:space="preserve"> </w:t>
+      </w:r>
+      <w:r>
+        <w:t xml:space="preserve">first working version of S runs on GCOS</w:t>
+      </w:r>
+    </w:p>
+    <w:p>
+      <w:pPr>
+        <w:pStyle w:val="Compact"/>
+        <w:numPr>
+          <w:ilvl w:val="0"/>
+          <w:numId w:val="1019"/>
         </w:numPr>
       </w:pPr>
       <w:r>
@@ -699,21 +1373,21 @@
           <w:b/>
           <w:bCs/>
         </w:rPr>
-        <w:t xml:space="preserve">1980:</w:t>
-      </w:r>
-      <w:r>
-        <w:t xml:space="preserve"> </w:t>
-      </w:r>
-      <w:r>
-        <w:t xml:space="preserve">S is first distributed outside Bell Labs</w:t>
-      </w:r>
-    </w:p>
-    <w:p>
-      <w:pPr>
-        <w:pStyle w:val="Compact"/>
-        <w:numPr>
-          <w:ilvl w:val="0"/>
-          <w:numId w:val="1013"/>
+        <w:t xml:space="preserve">1979:</w:t>
+      </w:r>
+      <w:r>
+        <w:t xml:space="preserve"> </w:t>
+      </w:r>
+      <w:r>
+        <w:t xml:space="preserve">S2 is ported to UNIX; UNIX becomes the primary platform</w:t>
+      </w:r>
+    </w:p>
+    <w:p>
+      <w:pPr>
+        <w:pStyle w:val="Compact"/>
+        <w:numPr>
+          <w:ilvl w:val="0"/>
+          <w:numId w:val="1019"/>
         </w:numPr>
       </w:pPr>
       <w:r>
@@ -721,21 +1395,21 @@
           <w:b/>
           <w:bCs/>
         </w:rPr>
-        <w:t xml:space="preserve">1981:</w:t>
-      </w:r>
-      <w:r>
-        <w:t xml:space="preserve"> </w:t>
-      </w:r>
-      <w:r>
-        <w:t xml:space="preserve">source versions are made available</w:t>
-      </w:r>
-    </w:p>
-    <w:p>
-      <w:pPr>
-        <w:pStyle w:val="Compact"/>
-        <w:numPr>
-          <w:ilvl w:val="0"/>
-          <w:numId w:val="1013"/>
+        <w:t xml:space="preserve">1980:</w:t>
+      </w:r>
+      <w:r>
+        <w:t xml:space="preserve"> </w:t>
+      </w:r>
+      <w:r>
+        <w:t xml:space="preserve">S is first distributed outside Bell Labs</w:t>
+      </w:r>
+    </w:p>
+    <w:p>
+      <w:pPr>
+        <w:pStyle w:val="Compact"/>
+        <w:numPr>
+          <w:ilvl w:val="0"/>
+          <w:numId w:val="1019"/>
         </w:numPr>
       </w:pPr>
       <w:r>
@@ -743,43 +1417,21 @@
           <w:b/>
           <w:bCs/>
         </w:rPr>
-        <w:t xml:space="preserve">1984:</w:t>
-      </w:r>
-      <w:r>
-        <w:t xml:space="preserve"> </w:t>
-      </w:r>
-      <w:r>
-        <w:t xml:space="preserve">key S books published (often called the</w:t>
-      </w:r>
-      <w:r>
-        <w:t xml:space="preserve"> </w:t>
-      </w:r>
-      <w:r>
-        <w:t xml:space="preserve">“Brown Book”</w:t>
-      </w:r>
-      <w:r>
-        <w:t xml:space="preserve"> </w:t>
-      </w:r>
-      <w:r>
-        <w:t xml:space="preserve">era)</w:t>
-      </w:r>
-    </w:p>
-    <w:bookmarkEnd w:id="25"/>
-    <w:bookmarkStart w:id="26" w:name="the-new-s-language"/>
-    <w:p>
-      <w:pPr>
-        <w:pStyle w:val="Heading2"/>
-      </w:pPr>
-      <w:r>
-        <w:t xml:space="preserve">The New S Language</w:t>
-      </w:r>
-    </w:p>
-    <w:p>
-      <w:pPr>
-        <w:pStyle w:val="Compact"/>
-        <w:numPr>
-          <w:ilvl w:val="0"/>
-          <w:numId w:val="1014"/>
+        <w:t xml:space="preserve">1981:</w:t>
+      </w:r>
+      <w:r>
+        <w:t xml:space="preserve"> </w:t>
+      </w:r>
+      <w:r>
+        <w:t xml:space="preserve">source versions are made available</w:t>
+      </w:r>
+    </w:p>
+    <w:p>
+      <w:pPr>
+        <w:pStyle w:val="Compact"/>
+        <w:numPr>
+          <w:ilvl w:val="0"/>
+          <w:numId w:val="1019"/>
         </w:numPr>
       </w:pPr>
       <w:r>
@@ -787,27 +1439,43 @@
           <w:b/>
           <w:bCs/>
         </w:rPr>
-        <w:t xml:space="preserve">1988:</w:t>
-      </w:r>
-      <w:r>
-        <w:t xml:space="preserve"> </w:t>
-      </w:r>
-      <w:r>
-        <w:t xml:space="preserve">“New S”</w:t>
-      </w:r>
-      <w:r>
-        <w:t xml:space="preserve"> </w:t>
-      </w:r>
-      <w:r>
-        <w:t xml:space="preserve">is released (major language redesign)</w:t>
-      </w:r>
-    </w:p>
-    <w:p>
-      <w:pPr>
-        <w:pStyle w:val="Compact"/>
-        <w:numPr>
-          <w:ilvl w:val="0"/>
-          <w:numId w:val="1014"/>
+        <w:t xml:space="preserve">1984:</w:t>
+      </w:r>
+      <w:r>
+        <w:t xml:space="preserve"> </w:t>
+      </w:r>
+      <w:r>
+        <w:t xml:space="preserve">key S books published (often called the</w:t>
+      </w:r>
+      <w:r>
+        <w:t xml:space="preserve"> </w:t>
+      </w:r>
+      <w:r>
+        <w:t xml:space="preserve">“Brown Book”</w:t>
+      </w:r>
+      <w:r>
+        <w:t xml:space="preserve"> </w:t>
+      </w:r>
+      <w:r>
+        <w:t xml:space="preserve">era)</w:t>
+      </w:r>
+    </w:p>
+    <w:bookmarkEnd w:id="40"/>
+    <w:bookmarkStart w:id="41" w:name="the-new-s-language"/>
+    <w:p>
+      <w:pPr>
+        <w:pStyle w:val="Heading2"/>
+      </w:pPr>
+      <w:r>
+        <w:t xml:space="preserve">The New S Language</w:t>
+      </w:r>
+    </w:p>
+    <w:p>
+      <w:pPr>
+        <w:pStyle w:val="Compact"/>
+        <w:numPr>
+          <w:ilvl w:val="0"/>
+          <w:numId w:val="1020"/>
         </w:numPr>
       </w:pPr>
       <w:r>
@@ -821,32 +1489,72 @@
         <w:t xml:space="preserve"> </w:t>
       </w:r>
       <w:r>
+        <w:t xml:space="preserve">“New S”</w:t>
+      </w:r>
+      <w:r>
+        <w:t xml:space="preserve"> </w:t>
+      </w:r>
+      <w:r>
+        <w:t xml:space="preserve">is released (major language redesign)</w:t>
+      </w:r>
+    </w:p>
+    <w:p>
+      <w:pPr>
+        <w:pStyle w:val="Compact"/>
+        <w:numPr>
+          <w:ilvl w:val="0"/>
+          <w:numId w:val="1020"/>
+        </w:numPr>
+      </w:pPr>
+      <w:r>
         <w:rPr>
           <w:b/>
           <w:bCs/>
         </w:rPr>
-        <w:t xml:space="preserve">S-PLUS</w:t>
-      </w:r>
-      <w:r>
-        <w:t xml:space="preserve"> </w:t>
-      </w:r>
-      <w:r>
-        <w:t xml:space="preserve">is first released as a commercial implementation of S</w:t>
-      </w:r>
-    </w:p>
-    <w:p>
-      <w:pPr>
-        <w:pStyle w:val="Compact"/>
-        <w:numPr>
-          <w:ilvl w:val="0"/>
-          <w:numId w:val="1014"/>
-        </w:numPr>
-      </w:pPr>
+        <w:t xml:space="preserve">1988:</w:t>
+      </w:r>
+      <w:r>
+        <w:t xml:space="preserve"> </w:t>
+      </w:r>
       <w:r>
         <w:rPr>
           <w:b/>
           <w:bCs/>
         </w:rPr>
+        <w:t xml:space="preserve">S-PLUS</w:t>
+      </w:r>
+      <w:r>
+        <w:t xml:space="preserve"> </w:t>
+      </w:r>
+      <w:r>
+        <w:t xml:space="preserve">is first released as a commercial implementation of S</w:t>
+      </w:r>
+    </w:p>
+    <w:p>
+      <w:pPr>
+        <w:pStyle w:val="Compact"/>
+        <w:numPr>
+          <w:ilvl w:val="1"/>
+          <w:numId w:val="1021"/>
+        </w:numPr>
+      </w:pPr>
+      <w:r>
+        <w:t xml:space="preserve">Last seen in Tibco Spotfire 2012</w:t>
+      </w:r>
+    </w:p>
+    <w:p>
+      <w:pPr>
+        <w:pStyle w:val="Compact"/>
+        <w:numPr>
+          <w:ilvl w:val="0"/>
+          <w:numId w:val="1020"/>
+        </w:numPr>
+      </w:pPr>
+      <w:r>
+        <w:rPr>
+          <w:b/>
+          <w:bCs/>
+        </w:rPr>
         <w:t xml:space="preserve">1991:</w:t>
       </w:r>
       <w:r>
@@ -887,8 +1595,8 @@
         <w:t xml:space="preserve">operator), data frames, and modeling workflows</w:t>
       </w:r>
     </w:p>
-    <w:bookmarkEnd w:id="26"/>
-    <w:bookmarkStart w:id="27" w:name="r"/>
+    <w:bookmarkEnd w:id="41"/>
+    <w:bookmarkStart w:id="42" w:name="r"/>
     <w:p>
       <w:pPr>
         <w:pStyle w:val="Heading2"/>
@@ -902,7 +1610,7 @@
         <w:pStyle w:val="Compact"/>
         <w:numPr>
           <w:ilvl w:val="0"/>
-          <w:numId w:val="1015"/>
+          <w:numId w:val="1022"/>
         </w:numPr>
       </w:pPr>
       <w:r>
@@ -932,15 +1640,15 @@
         <w:t xml:space="preserve"> </w:t>
       </w:r>
       <w:r>
-        <w:t xml:space="preserve">are published (Auckland; Ross Ihaka &amp; Robert Gentleman)</w:t>
-      </w:r>
-    </w:p>
-    <w:p>
-      <w:pPr>
-        <w:pStyle w:val="Compact"/>
-        <w:numPr>
-          <w:ilvl w:val="0"/>
-          <w:numId w:val="1015"/>
+        <w:t xml:space="preserve">is published (Auckland; Ross Ihaka &amp; Robert Gentleman)</w:t>
+      </w:r>
+    </w:p>
+    <w:p>
+      <w:pPr>
+        <w:pStyle w:val="Compact"/>
+        <w:numPr>
+          <w:ilvl w:val="0"/>
+          <w:numId w:val="1022"/>
         </w:numPr>
       </w:pPr>
       <w:r>
@@ -962,7 +1670,7 @@
         <w:pStyle w:val="Compact"/>
         <w:numPr>
           <w:ilvl w:val="0"/>
-          <w:numId w:val="1015"/>
+          <w:numId w:val="1022"/>
         </w:numPr>
       </w:pPr>
       <w:r>
@@ -1000,7 +1708,7 @@
         <w:pStyle w:val="Compact"/>
         <w:numPr>
           <w:ilvl w:val="0"/>
-          <w:numId w:val="1015"/>
+          <w:numId w:val="1022"/>
         </w:numPr>
       </w:pPr>
       <w:r>
@@ -1027,8 +1735,8 @@
         <w:t xml:space="preserve">is released 2000-02-29</w:t>
       </w:r>
     </w:p>
-    <w:bookmarkEnd w:id="27"/>
-    <w:bookmarkStart w:id="28" w:name="rstudio-brings-an-ide-to-the-r-community"/>
+    <w:bookmarkEnd w:id="42"/>
+    <w:bookmarkStart w:id="43" w:name="rstudio-brings-an-ide-to-the-r-community"/>
     <w:p>
       <w:pPr>
         <w:pStyle w:val="Heading2"/>
@@ -1042,7 +1750,7 @@
         <w:pStyle w:val="Compact"/>
         <w:numPr>
           <w:ilvl w:val="0"/>
-          <w:numId w:val="1016"/>
+          <w:numId w:val="1023"/>
         </w:numPr>
       </w:pPr>
       <w:r>
@@ -1064,7 +1772,7 @@
         <w:pStyle w:val="Compact"/>
         <w:numPr>
           <w:ilvl w:val="0"/>
-          <w:numId w:val="1016"/>
+          <w:numId w:val="1023"/>
         </w:numPr>
       </w:pPr>
       <w:r>
@@ -1081,8 +1789,8 @@
         <w:t xml:space="preserve">RStudio IDE is introduced as an open-source IDE for R (desktop + server)</w:t>
       </w:r>
     </w:p>
-    <w:bookmarkEnd w:id="28"/>
-    <w:bookmarkStart w:id="29" w:name="microsoft-revolution-analytics"/>
+    <w:bookmarkEnd w:id="43"/>
+    <w:bookmarkStart w:id="44" w:name="microsoft-revolution-analytics"/>
     <w:p>
       <w:pPr>
         <w:pStyle w:val="Heading2"/>
@@ -1096,7 +1804,7 @@
         <w:pStyle w:val="Compact"/>
         <w:numPr>
           <w:ilvl w:val="0"/>
-          <w:numId w:val="1017"/>
+          <w:numId w:val="1024"/>
         </w:numPr>
       </w:pPr>
       <w:r>
@@ -1128,7 +1836,7 @@
         <w:pStyle w:val="Compact"/>
         <w:numPr>
           <w:ilvl w:val="0"/>
-          <w:numId w:val="1017"/>
+          <w:numId w:val="1024"/>
         </w:numPr>
       </w:pPr>
       <w:r>
@@ -1140,7 +1848,7 @@
         <w:pStyle w:val="Compact"/>
         <w:numPr>
           <w:ilvl w:val="0"/>
-          <w:numId w:val="1017"/>
+          <w:numId w:val="1024"/>
         </w:numPr>
       </w:pPr>
       <w:r>
@@ -1178,7 +1886,7 @@
         <w:pStyle w:val="Compact"/>
         <w:numPr>
           <w:ilvl w:val="0"/>
-          <w:numId w:val="1017"/>
+          <w:numId w:val="1024"/>
         </w:numPr>
       </w:pPr>
       <w:r>
@@ -1212,7 +1920,7 @@
         <w:pStyle w:val="Compact"/>
         <w:numPr>
           <w:ilvl w:val="0"/>
-          <w:numId w:val="1017"/>
+          <w:numId w:val="1024"/>
         </w:numPr>
       </w:pPr>
       <w:r>
@@ -1239,12 +1947,22 @@
         <w:t xml:space="preserve">Microsoft Machine Learning Server</w:t>
       </w:r>
     </w:p>
-    <w:p>
-      <w:pPr>
-        <w:pStyle w:val="Compact"/>
-        <w:numPr>
-          <w:ilvl w:val="0"/>
-          <w:numId w:val="1017"/>
+    <w:bookmarkEnd w:id="44"/>
+    <w:bookmarkStart w:id="45" w:name="rstudio-becomes-posit"/>
+    <w:p>
+      <w:pPr>
+        <w:pStyle w:val="Heading2"/>
+      </w:pPr>
+      <w:r>
+        <w:t xml:space="preserve">RStudio becomes Posit</w:t>
+      </w:r>
+    </w:p>
+    <w:p>
+      <w:pPr>
+        <w:pStyle w:val="Compact"/>
+        <w:numPr>
+          <w:ilvl w:val="0"/>
+          <w:numId w:val="1025"/>
         </w:numPr>
       </w:pPr>
       <w:r>
@@ -1252,80 +1970,48 @@
           <w:b/>
           <w:bCs/>
         </w:rPr>
-        <w:t xml:space="preserve">July 1, 2023:</w:t>
-      </w:r>
-      <w:r>
-        <w:t xml:space="preserve"> </w:t>
-      </w:r>
-      <w:r>
-        <w:t xml:space="preserve">Microsoft era over</w:t>
-      </w:r>
-    </w:p>
-    <w:bookmarkEnd w:id="29"/>
-    <w:bookmarkStart w:id="30" w:name="rstudio-becomes-posit"/>
-    <w:p>
-      <w:pPr>
-        <w:pStyle w:val="Heading2"/>
-      </w:pPr>
-      <w:r>
-        <w:t xml:space="preserve">RStudio becomes Posit</w:t>
-      </w:r>
-    </w:p>
-    <w:p>
-      <w:pPr>
-        <w:pStyle w:val="Compact"/>
-        <w:numPr>
-          <w:ilvl w:val="0"/>
-          <w:numId w:val="1018"/>
-        </w:numPr>
-      </w:pPr>
+        <w:t xml:space="preserve">July 27, 2022:</w:t>
+      </w:r>
+      <w:r>
+        <w:t xml:space="preserve"> </w:t>
+      </w:r>
+      <w:r>
+        <w:t xml:space="preserve">RStudio rebrands as</w:t>
+      </w:r>
+      <w:r>
+        <w:t xml:space="preserve"> </w:t>
+      </w:r>
       <w:r>
         <w:rPr>
           <w:b/>
           <w:bCs/>
         </w:rPr>
-        <w:t xml:space="preserve">July 27, 2022:</w:t>
-      </w:r>
-      <w:r>
-        <w:t xml:space="preserve"> </w:t>
-      </w:r>
-      <w:r>
-        <w:t xml:space="preserve">RStudio rebrands as</w:t>
-      </w:r>
-      <w:r>
-        <w:t xml:space="preserve"> </w:t>
-      </w:r>
+        <w:t xml:space="preserve">Posit</w:t>
+      </w:r>
+    </w:p>
+    <w:p>
+      <w:pPr>
+        <w:pStyle w:val="Compact"/>
+        <w:numPr>
+          <w:ilvl w:val="0"/>
+          <w:numId w:val="1025"/>
+        </w:numPr>
+      </w:pPr>
       <w:r>
         <w:rPr>
           <w:b/>
           <w:bCs/>
         </w:rPr>
-        <w:t xml:space="preserve">Posit</w:t>
-      </w:r>
-    </w:p>
-    <w:p>
-      <w:pPr>
-        <w:pStyle w:val="Compact"/>
-        <w:numPr>
-          <w:ilvl w:val="0"/>
-          <w:numId w:val="1018"/>
-        </w:numPr>
-      </w:pPr>
+        <w:t xml:space="preserve">July 28, 2022:</w:t>
+      </w:r>
+      <w:r>
+        <w:t xml:space="preserve"> </w:t>
+      </w:r>
       <w:r>
         <w:rPr>
           <w:b/>
           <w:bCs/>
         </w:rPr>
-        <w:t xml:space="preserve">July 28, 2022:</w:t>
-      </w:r>
-      <w:r>
-        <w:t xml:space="preserve"> </w:t>
-      </w:r>
-      <w:r>
-        <w:rPr>
-          <w:b/>
-          <w:bCs/>
-        </w:rPr>
         <w:t xml:space="preserve">Quarto</w:t>
       </w:r>
       <w:r>
@@ -1335,9 +2021,8 @@
         <w:t xml:space="preserve">is announced as a next-generation scientific and technical publishing system (multi-language, multi-engine)</w:t>
       </w:r>
     </w:p>
-    <w:bookmarkEnd w:id="30"/>
-    <w:bookmarkEnd w:id="31"/>
-    <w:bookmarkStart w:id="38" w:name="modern-ide"/>
+    <w:bookmarkEnd w:id="45"/>
+    <w:bookmarkStart w:id="53" w:name="modern-ide"/>
     <w:p>
       <w:pPr>
         <w:pStyle w:val="Heading1"/>
@@ -1346,7 +2031,7 @@
         <w:t xml:space="preserve">Modern IDE</w:t>
       </w:r>
     </w:p>
-    <w:bookmarkStart w:id="33" w:name="positron"/>
+    <w:bookmarkStart w:id="47" w:name="positron"/>
     <w:p>
       <w:pPr>
         <w:pStyle w:val="Heading2"/>
@@ -1360,7 +2045,7 @@
         <w:pStyle w:val="Compact"/>
         <w:numPr>
           <w:ilvl w:val="0"/>
-          <w:numId w:val="1019"/>
+          <w:numId w:val="1026"/>
         </w:numPr>
       </w:pPr>
       <w:r>
@@ -1372,7 +2057,7 @@
         <w:pStyle w:val="Compact"/>
         <w:numPr>
           <w:ilvl w:val="0"/>
-          <w:numId w:val="1019"/>
+          <w:numId w:val="1026"/>
         </w:numPr>
       </w:pPr>
       <w:r>
@@ -1384,7 +2069,7 @@
         <w:pStyle w:val="Compact"/>
         <w:numPr>
           <w:ilvl w:val="0"/>
-          <w:numId w:val="1019"/>
+          <w:numId w:val="1026"/>
         </w:numPr>
       </w:pPr>
       <w:r>
@@ -1396,7 +2081,7 @@
         <w:pStyle w:val="Compact"/>
         <w:numPr>
           <w:ilvl w:val="0"/>
-          <w:numId w:val="1019"/>
+          <w:numId w:val="1026"/>
         </w:numPr>
       </w:pPr>
       <w:r>
@@ -1408,13 +2093,13 @@
         <w:pStyle w:val="Compact"/>
         <w:numPr>
           <w:ilvl w:val="0"/>
-          <w:numId w:val="1019"/>
+          <w:numId w:val="1026"/>
         </w:numPr>
       </w:pPr>
       <w:r>
         <w:t xml:space="preserve">For both R and Python (</w:t>
       </w:r>
-      <w:hyperlink r:id="rId32">
+      <w:hyperlink r:id="rId46">
         <w:r>
           <w:rPr>
             <w:rStyle w:val="Hyperlink"/>
@@ -1426,8 +2111,8 @@
         <w:t xml:space="preserve">)</w:t>
       </w:r>
     </w:p>
-    <w:bookmarkEnd w:id="33"/>
-    <w:bookmarkStart w:id="37" w:name="quick-tour"/>
+    <w:bookmarkEnd w:id="47"/>
+    <w:bookmarkStart w:id="51" w:name="quick-tour"/>
     <w:p>
       <w:pPr>
         <w:pStyle w:val="Heading2"/>
@@ -1477,18 +2162,18 @@
                 <wp:inline>
                   <wp:extent cx="152400" cy="152400"/>
                   <wp:effectExtent b="0" l="0" r="0" t="0"/>
-                  <wp:docPr descr="" title="" id="35" name="Picture"/>
+                  <wp:docPr descr="" title="" id="49" name="Picture"/>
                   <a:graphic>
                     <a:graphicData uri="http://schemas.openxmlformats.org/drawingml/2006/picture">
                       <pic:pic>
                         <pic:nvPicPr>
-                          <pic:cNvPr descr="/Applications/quarto/share/formats/docx/important.png" id="36" name="Picture"/>
+                          <pic:cNvPr descr="/Applications/quarto/share/formats/docx/important.png" id="50" name="Picture"/>
                           <pic:cNvPicPr>
                             <a:picLocks noChangeArrowheads="1" noChangeAspect="1"/>
                           </pic:cNvPicPr>
                         </pic:nvPicPr>
                         <pic:blipFill>
-                          <a:blip r:embed="rId34"/>
+                          <a:blip r:embed="rId48"/>
                           <a:stretch>
                             <a:fillRect/>
                           </a:stretch>
@@ -1581,9 +2266,67 @@
         </w:tc>
       </w:tr>
     </w:tbl>
-    <w:bookmarkEnd w:id="37"/>
-    <w:bookmarkEnd w:id="38"/>
-    <w:bookmarkStart w:id="61" w:name="version-control"/>
+    <w:bookmarkEnd w:id="51"/>
+    <w:bookmarkStart w:id="52" w:name="rstudio-or-positron"/>
+    <w:p>
+      <w:pPr>
+        <w:pStyle w:val="Heading2"/>
+      </w:pPr>
+      <w:r>
+        <w:t xml:space="preserve">RStudio or Positron</w:t>
+      </w:r>
+    </w:p>
+    <w:p>
+      <w:pPr>
+        <w:pStyle w:val="Compact"/>
+        <w:numPr>
+          <w:ilvl w:val="0"/>
+          <w:numId w:val="1027"/>
+        </w:numPr>
+      </w:pPr>
+      <w:r>
+        <w:t xml:space="preserve">We will use Positron in this course</w:t>
+      </w:r>
+    </w:p>
+    <w:p>
+      <w:pPr>
+        <w:pStyle w:val="Compact"/>
+        <w:numPr>
+          <w:ilvl w:val="0"/>
+          <w:numId w:val="1027"/>
+        </w:numPr>
+      </w:pPr>
+      <w:r>
+        <w:t xml:space="preserve">This is for you to learn and see an alternative IDE</w:t>
+      </w:r>
+    </w:p>
+    <w:p>
+      <w:pPr>
+        <w:pStyle w:val="Compact"/>
+        <w:numPr>
+          <w:ilvl w:val="0"/>
+          <w:numId w:val="1027"/>
+        </w:numPr>
+      </w:pPr>
+      <w:r>
+        <w:t xml:space="preserve">RStudio, however, is still a great tool</w:t>
+      </w:r>
+    </w:p>
+    <w:p>
+      <w:pPr>
+        <w:pStyle w:val="Compact"/>
+        <w:numPr>
+          <w:ilvl w:val="0"/>
+          <w:numId w:val="1027"/>
+        </w:numPr>
+      </w:pPr>
+      <w:r>
+        <w:t xml:space="preserve">You may use both in the future</w:t>
+      </w:r>
+    </w:p>
+    <w:bookmarkEnd w:id="52"/>
+    <w:bookmarkEnd w:id="53"/>
+    <w:bookmarkStart w:id="95" w:name="version-control"/>
     <w:p>
       <w:pPr>
         <w:pStyle w:val="Heading1"/>
@@ -1592,7 +2335,61 @@
         <w:t xml:space="preserve">Version control</w:t>
       </w:r>
     </w:p>
-    <w:bookmarkStart w:id="39" w:name="before-version-control-systems"/>
+    <w:p>
+      <w:r>
+        <w:pict>
+          <v:rect style="width:0;height:1.5pt" o:hralign="center" o:hrstd="t" o:hr="t"/>
+        </w:pict>
+      </w:r>
+    </w:p>
+    <w:p>
+      <w:pPr>
+        <w:pStyle w:val="FirstParagraph"/>
+      </w:pPr>
+      <w:r>
+        <w:drawing>
+          <wp:inline>
+            <wp:extent cx="5334000" cy="7112000"/>
+            <wp:effectExtent b="0" l="0" r="0" t="0"/>
+            <wp:docPr descr="" title="" id="55" name="Picture"/>
+            <a:graphic>
+              <a:graphicData uri="http://schemas.openxmlformats.org/drawingml/2006/picture">
+                <pic:pic>
+                  <pic:nvPicPr>
+                    <pic:cNvPr descr="images/paste-6.png" id="56" name="Picture"/>
+                    <pic:cNvPicPr>
+                      <a:picLocks noChangeArrowheads="1" noChangeAspect="1"/>
+                    </pic:cNvPicPr>
+                  </pic:nvPicPr>
+                  <pic:blipFill>
+                    <a:blip r:embed="rId54"/>
+                    <a:stretch>
+                      <a:fillRect/>
+                    </a:stretch>
+                  </pic:blipFill>
+                  <pic:spPr bwMode="auto">
+                    <a:xfrm>
+                      <a:off x="0" y="0"/>
+                      <a:ext cx="5334000" cy="7112000"/>
+                    </a:xfrm>
+                    <a:prstGeom prst="rect">
+                      <a:avLst/>
+                    </a:prstGeom>
+                    <a:noFill/>
+                    <a:ln w="9525">
+                      <a:noFill/>
+                      <a:headEnd/>
+                      <a:tailEnd/>
+                    </a:ln>
+                  </pic:spPr>
+                </pic:pic>
+              </a:graphicData>
+            </a:graphic>
+          </wp:inline>
+        </w:drawing>
+      </w:r>
+    </w:p>
+    <w:bookmarkStart w:id="57" w:name="before-version-control-systems"/>
     <w:p>
       <w:pPr>
         <w:pStyle w:val="Heading2"/>
@@ -1614,7 +2411,7 @@
         <w:pStyle w:val="Compact"/>
         <w:numPr>
           <w:ilvl w:val="0"/>
-          <w:numId w:val="1020"/>
+          <w:numId w:val="1028"/>
         </w:numPr>
       </w:pPr>
       <w:r>
@@ -1626,7 +2423,7 @@
         <w:pStyle w:val="Compact"/>
         <w:numPr>
           <w:ilvl w:val="1"/>
-          <w:numId w:val="1021"/>
+          <w:numId w:val="1029"/>
         </w:numPr>
       </w:pPr>
       <w:r>
@@ -1641,7 +2438,7 @@
         <w:pStyle w:val="Compact"/>
         <w:numPr>
           <w:ilvl w:val="1"/>
-          <w:numId w:val="1021"/>
+          <w:numId w:val="1029"/>
         </w:numPr>
       </w:pPr>
       <w:r>
@@ -1656,7 +2453,7 @@
         <w:pStyle w:val="Compact"/>
         <w:numPr>
           <w:ilvl w:val="0"/>
-          <w:numId w:val="1020"/>
+          <w:numId w:val="1028"/>
         </w:numPr>
       </w:pPr>
       <w:r>
@@ -1668,7 +2465,7 @@
         <w:pStyle w:val="Compact"/>
         <w:numPr>
           <w:ilvl w:val="1"/>
-          <w:numId w:val="1022"/>
+          <w:numId w:val="1030"/>
         </w:numPr>
       </w:pPr>
       <w:r>
@@ -1680,7 +2477,7 @@
         <w:pStyle w:val="Compact"/>
         <w:numPr>
           <w:ilvl w:val="1"/>
-          <w:numId w:val="1022"/>
+          <w:numId w:val="1030"/>
         </w:numPr>
       </w:pPr>
       <w:r>
@@ -1692,7 +2489,7 @@
         <w:pStyle w:val="Compact"/>
         <w:numPr>
           <w:ilvl w:val="0"/>
-          <w:numId w:val="1020"/>
+          <w:numId w:val="1028"/>
         </w:numPr>
       </w:pPr>
       <w:r>
@@ -1707,8 +2504,8 @@
         <w:t xml:space="preserve">📌 No automated tracking of changes.</w:t>
       </w:r>
     </w:p>
-    <w:bookmarkEnd w:id="39"/>
-    <w:bookmarkStart w:id="40" w:name="floppy-discs-mail-and-shared-directories"/>
+    <w:bookmarkEnd w:id="57"/>
+    <w:bookmarkStart w:id="58" w:name="floppy-discs-mail-and-shared-directories"/>
     <w:p>
       <w:pPr>
         <w:pStyle w:val="Heading2"/>
@@ -1730,7 +2527,7 @@
         <w:pStyle w:val="Compact"/>
         <w:numPr>
           <w:ilvl w:val="0"/>
-          <w:numId w:val="1023"/>
+          <w:numId w:val="1031"/>
         </w:numPr>
       </w:pPr>
       <w:r>
@@ -1742,7 +2539,7 @@
         <w:pStyle w:val="Compact"/>
         <w:numPr>
           <w:ilvl w:val="1"/>
-          <w:numId w:val="1024"/>
+          <w:numId w:val="1032"/>
         </w:numPr>
       </w:pPr>
       <w:r>
@@ -1754,7 +2551,7 @@
         <w:pStyle w:val="Compact"/>
         <w:numPr>
           <w:ilvl w:val="1"/>
-          <w:numId w:val="1024"/>
+          <w:numId w:val="1032"/>
         </w:numPr>
       </w:pPr>
       <w:r>
@@ -1766,7 +2563,7 @@
         <w:pStyle w:val="Compact"/>
         <w:numPr>
           <w:ilvl w:val="0"/>
-          <w:numId w:val="1023"/>
+          <w:numId w:val="1031"/>
         </w:numPr>
       </w:pPr>
       <w:r>
@@ -1788,7 +2585,7 @@
         <w:pStyle w:val="Compact"/>
         <w:numPr>
           <w:ilvl w:val="0"/>
-          <w:numId w:val="1023"/>
+          <w:numId w:val="1031"/>
         </w:numPr>
       </w:pPr>
       <w:r>
@@ -1800,7 +2597,7 @@
         <w:pStyle w:val="Compact"/>
         <w:numPr>
           <w:ilvl w:val="1"/>
-          <w:numId w:val="1025"/>
+          <w:numId w:val="1033"/>
         </w:numPr>
       </w:pPr>
       <w:r>
@@ -1812,7 +2609,7 @@
         <w:pStyle w:val="Compact"/>
         <w:numPr>
           <w:ilvl w:val="1"/>
-          <w:numId w:val="1025"/>
+          <w:numId w:val="1033"/>
         </w:numPr>
       </w:pPr>
       <w:r>
@@ -1827,8 +2624,8 @@
         <w:t xml:space="preserve">📌 Version control was social, not technical.</w:t>
       </w:r>
     </w:p>
-    <w:bookmarkEnd w:id="40"/>
-    <w:bookmarkStart w:id="41" w:name="early-version-control-systems"/>
+    <w:bookmarkEnd w:id="58"/>
+    <w:bookmarkStart w:id="59" w:name="early-version-control-systems"/>
     <w:p>
       <w:pPr>
         <w:pStyle w:val="Heading2"/>
@@ -1850,7 +2647,7 @@
         <w:pStyle w:val="Compact"/>
         <w:numPr>
           <w:ilvl w:val="0"/>
-          <w:numId w:val="1026"/>
+          <w:numId w:val="1034"/>
         </w:numPr>
       </w:pPr>
       <w:r>
@@ -1872,7 +2669,7 @@
         <w:pStyle w:val="Compact"/>
         <w:numPr>
           <w:ilvl w:val="0"/>
-          <w:numId w:val="1026"/>
+          <w:numId w:val="1034"/>
         </w:numPr>
       </w:pPr>
       <w:r>
@@ -1902,7 +2699,7 @@
         <w:pStyle w:val="Compact"/>
         <w:numPr>
           <w:ilvl w:val="0"/>
-          <w:numId w:val="1027"/>
+          <w:numId w:val="1035"/>
         </w:numPr>
       </w:pPr>
       <w:r>
@@ -1914,7 +2711,7 @@
         <w:pStyle w:val="Compact"/>
         <w:numPr>
           <w:ilvl w:val="0"/>
-          <w:numId w:val="1027"/>
+          <w:numId w:val="1035"/>
         </w:numPr>
       </w:pPr>
       <w:r>
@@ -1926,15 +2723,15 @@
         <w:pStyle w:val="Compact"/>
         <w:numPr>
           <w:ilvl w:val="0"/>
-          <w:numId w:val="1027"/>
+          <w:numId w:val="1035"/>
         </w:numPr>
       </w:pPr>
       <w:r>
         <w:t xml:space="preserve">Central storage</w:t>
       </w:r>
     </w:p>
-    <w:bookmarkEnd w:id="41"/>
-    <w:bookmarkStart w:id="42" w:name="centralised-version-control"/>
+    <w:bookmarkEnd w:id="59"/>
+    <w:bookmarkStart w:id="60" w:name="centralised-version-control"/>
     <w:p>
       <w:pPr>
         <w:pStyle w:val="Heading2"/>
@@ -1956,7 +2753,7 @@
         <w:pStyle w:val="Compact"/>
         <w:numPr>
           <w:ilvl w:val="0"/>
-          <w:numId w:val="1028"/>
+          <w:numId w:val="1036"/>
         </w:numPr>
       </w:pPr>
       <w:r>
@@ -1978,7 +2775,7 @@
         <w:pStyle w:val="Compact"/>
         <w:numPr>
           <w:ilvl w:val="0"/>
-          <w:numId w:val="1028"/>
+          <w:numId w:val="1036"/>
         </w:numPr>
       </w:pPr>
       <w:r>
@@ -2002,7 +2799,7 @@
         <w:pStyle w:val="Compact"/>
         <w:numPr>
           <w:ilvl w:val="0"/>
-          <w:numId w:val="1029"/>
+          <w:numId w:val="1037"/>
         </w:numPr>
       </w:pPr>
       <w:r>
@@ -2014,7 +2811,7 @@
         <w:pStyle w:val="Compact"/>
         <w:numPr>
           <w:ilvl w:val="0"/>
-          <w:numId w:val="1029"/>
+          <w:numId w:val="1037"/>
         </w:numPr>
       </w:pPr>
       <w:r>
@@ -2026,7 +2823,7 @@
         <w:pStyle w:val="Compact"/>
         <w:numPr>
           <w:ilvl w:val="0"/>
-          <w:numId w:val="1029"/>
+          <w:numId w:val="1037"/>
         </w:numPr>
       </w:pPr>
       <w:r>
@@ -2041,8 +2838,8 @@
         <w:t xml:space="preserve">📌 Still required constant access to the central server.</w:t>
       </w:r>
     </w:p>
-    <w:bookmarkEnd w:id="42"/>
-    <w:bookmarkStart w:id="43" w:name="limitations-of-centralised-systems"/>
+    <w:bookmarkEnd w:id="60"/>
+    <w:bookmarkStart w:id="61" w:name="limitations-of-centralised-systems"/>
     <w:p>
       <w:pPr>
         <w:pStyle w:val="Heading2"/>
@@ -2064,7 +2861,7 @@
         <w:pStyle w:val="Compact"/>
         <w:numPr>
           <w:ilvl w:val="0"/>
-          <w:numId w:val="1030"/>
+          <w:numId w:val="1038"/>
         </w:numPr>
       </w:pPr>
       <w:r>
@@ -2076,7 +2873,7 @@
         <w:pStyle w:val="Compact"/>
         <w:numPr>
           <w:ilvl w:val="0"/>
-          <w:numId w:val="1030"/>
+          <w:numId w:val="1038"/>
         </w:numPr>
       </w:pPr>
       <w:r>
@@ -2088,7 +2885,7 @@
         <w:pStyle w:val="Compact"/>
         <w:numPr>
           <w:ilvl w:val="0"/>
-          <w:numId w:val="1030"/>
+          <w:numId w:val="1038"/>
         </w:numPr>
       </w:pPr>
       <w:r>
@@ -2100,7 +2897,7 @@
         <w:pStyle w:val="Compact"/>
         <w:numPr>
           <w:ilvl w:val="0"/>
-          <w:numId w:val="1030"/>
+          <w:numId w:val="1038"/>
         </w:numPr>
       </w:pPr>
       <w:r>
@@ -2115,8 +2912,8 @@
         <w:t xml:space="preserve">These limitations became critical for large projects.</w:t>
       </w:r>
     </w:p>
-    <w:bookmarkEnd w:id="43"/>
-    <w:bookmarkStart w:id="44" w:name="git"/>
+    <w:bookmarkEnd w:id="61"/>
+    <w:bookmarkStart w:id="62" w:name="git"/>
     <w:p>
       <w:pPr>
         <w:pStyle w:val="Heading2"/>
@@ -2130,7 +2927,7 @@
         <w:pStyle w:val="Compact"/>
         <w:numPr>
           <w:ilvl w:val="0"/>
-          <w:numId w:val="1031"/>
+          <w:numId w:val="1039"/>
         </w:numPr>
       </w:pPr>
       <w:r>
@@ -2144,15 +2941,15 @@
         <w:t xml:space="preserve"> </w:t>
       </w:r>
       <w:r>
-        <w:t xml:space="preserve">is created by Linus Torvalds in 2005</w:t>
-      </w:r>
-    </w:p>
-    <w:p>
-      <w:pPr>
-        <w:pStyle w:val="Compact"/>
-        <w:numPr>
-          <w:ilvl w:val="0"/>
-          <w:numId w:val="1031"/>
+        <w:t xml:space="preserve">was created by Linus Torvalds in 2005</w:t>
+      </w:r>
+    </w:p>
+    <w:p>
+      <w:pPr>
+        <w:pStyle w:val="Compact"/>
+        <w:numPr>
+          <w:ilvl w:val="0"/>
+          <w:numId w:val="1039"/>
         </w:numPr>
       </w:pPr>
       <w:r>
@@ -2164,7 +2961,7 @@
         <w:pStyle w:val="Compact"/>
         <w:numPr>
           <w:ilvl w:val="1"/>
-          <w:numId w:val="1032"/>
+          <w:numId w:val="1040"/>
         </w:numPr>
       </w:pPr>
       <w:r>
@@ -2176,7 +2973,7 @@
         <w:pStyle w:val="Compact"/>
         <w:numPr>
           <w:ilvl w:val="1"/>
-          <w:numId w:val="1032"/>
+          <w:numId w:val="1040"/>
         </w:numPr>
       </w:pPr>
       <w:r>
@@ -2196,7 +2993,7 @@
         <w:pStyle w:val="Compact"/>
         <w:numPr>
           <w:ilvl w:val="0"/>
-          <w:numId w:val="1033"/>
+          <w:numId w:val="1041"/>
         </w:numPr>
       </w:pPr>
       <w:r>
@@ -2208,7 +3005,7 @@
         <w:pStyle w:val="Compact"/>
         <w:numPr>
           <w:ilvl w:val="0"/>
-          <w:numId w:val="1033"/>
+          <w:numId w:val="1041"/>
         </w:numPr>
       </w:pPr>
       <w:r>
@@ -2220,20 +3017,232 @@
         <w:pStyle w:val="Compact"/>
         <w:numPr>
           <w:ilvl w:val="0"/>
-          <w:numId w:val="1033"/>
+          <w:numId w:val="1041"/>
         </w:numPr>
       </w:pPr>
       <w:r>
         <w:t xml:space="preserve">Strong support for branching and merging</w:t>
       </w:r>
     </w:p>
-    <w:bookmarkEnd w:id="44"/>
-    <w:bookmarkStart w:id="45" w:name="distributed-version-control-with-git"/>
+    <w:bookmarkEnd w:id="62"/>
+    <w:bookmarkStart w:id="66" w:name="terminal-1"/>
     <w:p>
       <w:pPr>
         <w:pStyle w:val="Heading2"/>
       </w:pPr>
       <w:r>
+        <w:t xml:space="preserve">Terminal</w:t>
+      </w:r>
+    </w:p>
+    <w:p>
+      <w:pPr>
+        <w:pStyle w:val="Compact"/>
+        <w:numPr>
+          <w:ilvl w:val="0"/>
+          <w:numId w:val="1042"/>
+        </w:numPr>
+      </w:pPr>
+      <w:r>
+        <w:t xml:space="preserve">Windows: the Git installer comes with a terminal</w:t>
+      </w:r>
+    </w:p>
+    <w:p>
+      <w:pPr>
+        <w:pStyle w:val="Compact"/>
+        <w:numPr>
+          <w:ilvl w:val="0"/>
+          <w:numId w:val="1042"/>
+        </w:numPr>
+      </w:pPr>
+      <w:r>
+        <w:t xml:space="preserve">Linux/Unix (incl. Mac): use your terminal/Warp</w:t>
+      </w:r>
+    </w:p>
+    <w:p>
+      <w:pPr>
+        <w:pStyle w:val="Compact"/>
+        <w:numPr>
+          <w:ilvl w:val="0"/>
+          <w:numId w:val="1042"/>
+        </w:numPr>
+      </w:pPr>
+      <w:r>
+        <w:t xml:space="preserve">Terminal pane in RStudio/Positron</w:t>
+      </w:r>
+    </w:p>
+    <w:p>
+      <w:r>
+        <w:pict>
+          <v:rect style="width:0;height:1.5pt" o:hralign="center" o:hrstd="t" o:hr="t"/>
+        </w:pict>
+      </w:r>
+    </w:p>
+    <w:p>
+      <w:pPr>
+        <w:pStyle w:val="FirstParagraph"/>
+      </w:pPr>
+      <w:r>
+        <w:drawing>
+          <wp:inline>
+            <wp:extent cx="5334000" cy="2225976"/>
+            <wp:effectExtent b="0" l="0" r="0" t="0"/>
+            <wp:docPr descr="" title="" id="64" name="Picture"/>
+            <a:graphic>
+              <a:graphicData uri="http://schemas.openxmlformats.org/drawingml/2006/picture">
+                <pic:pic>
+                  <pic:nvPicPr>
+                    <pic:cNvPr descr="images/paste-4.png" id="65" name="Picture"/>
+                    <pic:cNvPicPr>
+                      <a:picLocks noChangeArrowheads="1" noChangeAspect="1"/>
+                    </pic:cNvPicPr>
+                  </pic:nvPicPr>
+                  <pic:blipFill>
+                    <a:blip r:embed="rId63"/>
+                    <a:stretch>
+                      <a:fillRect/>
+                    </a:stretch>
+                  </pic:blipFill>
+                  <pic:spPr bwMode="auto">
+                    <a:xfrm>
+                      <a:off x="0" y="0"/>
+                      <a:ext cx="5334000" cy="2225976"/>
+                    </a:xfrm>
+                    <a:prstGeom prst="rect">
+                      <a:avLst/>
+                    </a:prstGeom>
+                    <a:noFill/>
+                    <a:ln w="9525">
+                      <a:noFill/>
+                      <a:headEnd/>
+                      <a:tailEnd/>
+                    </a:ln>
+                  </pic:spPr>
+                </pic:pic>
+              </a:graphicData>
+            </a:graphic>
+          </wp:inline>
+        </w:drawing>
+      </w:r>
+    </w:p>
+    <w:bookmarkEnd w:id="66"/>
+    <w:bookmarkStart w:id="73" w:name="the-basics"/>
+    <w:p>
+      <w:pPr>
+        <w:pStyle w:val="Heading2"/>
+      </w:pPr>
+      <w:r>
+        <w:t xml:space="preserve">The basics</w:t>
+      </w:r>
+    </w:p>
+    <w:p>
+      <w:pPr>
+        <w:pStyle w:val="FirstParagraph"/>
+      </w:pPr>
+      <w:hyperlink r:id="rId67">
+        <w:r>
+          <w:rPr>
+            <w:rStyle w:val="Hyperlink"/>
+          </w:rPr>
+          <w:t xml:space="preserve">Four short videos to watch</w:t>
+        </w:r>
+      </w:hyperlink>
+    </w:p>
+    <w:p>
+      <w:pPr>
+        <w:pStyle w:val="BodyText"/>
+      </w:pPr>
+      <w:hyperlink r:id="rId68">
+        <w:r>
+          <w:rPr>
+            <w:rStyle w:val="Hyperlink"/>
+          </w:rPr>
+          <w:t xml:space="preserve">Cheat-sheet</w:t>
+        </w:r>
+      </w:hyperlink>
+    </w:p>
+    <w:p>
+      <w:pPr>
+        <w:pStyle w:val="BodyText"/>
+      </w:pPr>
+      <w:r>
+        <w:t xml:space="preserve">Some interactive learning tools:</w:t>
+      </w:r>
+    </w:p>
+    <w:p>
+      <w:pPr>
+        <w:pStyle w:val="Compact"/>
+        <w:numPr>
+          <w:ilvl w:val="0"/>
+          <w:numId w:val="1043"/>
+        </w:numPr>
+      </w:pPr>
+      <w:hyperlink r:id="rId69">
+        <w:r>
+          <w:rPr>
+            <w:rStyle w:val="Hyperlink"/>
+          </w:rPr>
+          <w:t xml:space="preserve">Git practice</w:t>
+        </w:r>
+      </w:hyperlink>
+    </w:p>
+    <w:p>
+      <w:pPr>
+        <w:pStyle w:val="Compact"/>
+        <w:numPr>
+          <w:ilvl w:val="0"/>
+          <w:numId w:val="1043"/>
+        </w:numPr>
+      </w:pPr>
+      <w:hyperlink r:id="rId70">
+        <w:r>
+          <w:rPr>
+            <w:rStyle w:val="Hyperlink"/>
+          </w:rPr>
+          <w:t xml:space="preserve">Git Master</w:t>
+        </w:r>
+      </w:hyperlink>
+    </w:p>
+    <w:p>
+      <w:pPr>
+        <w:pStyle w:val="Compact"/>
+        <w:numPr>
+          <w:ilvl w:val="0"/>
+          <w:numId w:val="1043"/>
+        </w:numPr>
+      </w:pPr>
+      <w:hyperlink r:id="rId71">
+        <w:r>
+          <w:rPr>
+            <w:rStyle w:val="Hyperlink"/>
+          </w:rPr>
+          <w:t xml:space="preserve">learn git branching</w:t>
+        </w:r>
+      </w:hyperlink>
+    </w:p>
+    <w:p>
+      <w:pPr>
+        <w:pStyle w:val="Compact"/>
+        <w:numPr>
+          <w:ilvl w:val="0"/>
+          <w:numId w:val="1043"/>
+        </w:numPr>
+      </w:pPr>
+      <w:hyperlink r:id="rId72">
+        <w:r>
+          <w:rPr>
+            <w:rStyle w:val="Hyperlink"/>
+          </w:rPr>
+          <w:t xml:space="preserve">git simulator online</w:t>
+        </w:r>
+      </w:hyperlink>
+    </w:p>
+    <w:bookmarkEnd w:id="73"/>
+    <w:bookmarkStart w:id="74" w:name="distributed-version-control-with-git"/>
+    <w:p>
+      <w:pPr>
+        <w:pStyle w:val="Heading2"/>
+      </w:pPr>
+      <w:r>
         <w:t xml:space="preserve">Distributed Version Control with Git</w:t>
       </w:r>
     </w:p>
@@ -2250,7 +3259,7 @@
         <w:pStyle w:val="Compact"/>
         <w:numPr>
           <w:ilvl w:val="0"/>
-          <w:numId w:val="1034"/>
+          <w:numId w:val="1044"/>
         </w:numPr>
       </w:pPr>
       <w:r>
@@ -2262,7 +3271,7 @@
         <w:pStyle w:val="Compact"/>
         <w:numPr>
           <w:ilvl w:val="0"/>
-          <w:numId w:val="1034"/>
+          <w:numId w:val="1044"/>
         </w:numPr>
       </w:pPr>
       <w:r>
@@ -2274,7 +3283,7 @@
         <w:pStyle w:val="Compact"/>
         <w:numPr>
           <w:ilvl w:val="0"/>
-          <w:numId w:val="1034"/>
+          <w:numId w:val="1044"/>
         </w:numPr>
       </w:pPr>
       <w:r>
@@ -2286,7 +3295,7 @@
         <w:pStyle w:val="Compact"/>
         <w:numPr>
           <w:ilvl w:val="0"/>
-          <w:numId w:val="1034"/>
+          <w:numId w:val="1044"/>
         </w:numPr>
       </w:pPr>
       <w:r>
@@ -2301,8 +3310,8 @@
         <w:t xml:space="preserve">📌 Collaboration becomes more flexible and robust.</w:t>
       </w:r>
     </w:p>
-    <w:bookmarkEnd w:id="45"/>
-    <w:bookmarkStart w:id="47" w:name="hosting-platforms"/>
+    <w:bookmarkEnd w:id="74"/>
+    <w:bookmarkStart w:id="82" w:name="hosting-platforms"/>
     <w:p>
       <w:pPr>
         <w:pStyle w:val="Heading2"/>
@@ -2324,9 +3333,17 @@
         <w:pStyle w:val="Compact"/>
         <w:numPr>
           <w:ilvl w:val="0"/>
-          <w:numId w:val="1035"/>
-        </w:numPr>
-      </w:pPr>
+          <w:numId w:val="1045"/>
+        </w:numPr>
+      </w:pPr>
+      <w:hyperlink r:id="rId75">
+        <w:r>
+          <w:rPr>
+            <w:rStyle w:val="Hyperlink"/>
+          </w:rPr>
+          <w:t xml:space="preserve">GitHub</w:t>
+        </w:r>
+      </w:hyperlink>
       <w:r>
         <w:rPr>
           <w:b/>
@@ -2346,16 +3363,17 @@
         <w:pStyle w:val="Compact"/>
         <w:numPr>
           <w:ilvl w:val="0"/>
-          <w:numId w:val="1035"/>
-        </w:numPr>
-      </w:pPr>
-      <w:r>
-        <w:rPr>
-          <w:b/>
-          <w:bCs/>
-        </w:rPr>
-        <w:t xml:space="preserve">Bitbucket</w:t>
-      </w:r>
+          <w:numId w:val="1045"/>
+        </w:numPr>
+      </w:pPr>
+      <w:hyperlink r:id="rId76">
+        <w:r>
+          <w:rPr>
+            <w:rStyle w:val="Hyperlink"/>
+          </w:rPr>
+          <w:t xml:space="preserve">Bitbucket</w:t>
+        </w:r>
+      </w:hyperlink>
       <w:r>
         <w:t xml:space="preserve"> </w:t>
       </w:r>
@@ -2368,16 +3386,17 @@
         <w:pStyle w:val="Compact"/>
         <w:numPr>
           <w:ilvl w:val="0"/>
-          <w:numId w:val="1035"/>
-        </w:numPr>
-      </w:pPr>
-      <w:r>
-        <w:rPr>
-          <w:b/>
-          <w:bCs/>
-        </w:rPr>
-        <w:t xml:space="preserve">GitLab</w:t>
-      </w:r>
+          <w:numId w:val="1045"/>
+        </w:numPr>
+      </w:pPr>
+      <w:hyperlink r:id="rId77">
+        <w:r>
+          <w:rPr>
+            <w:rStyle w:val="Hyperlink"/>
+          </w:rPr>
+          <w:t xml:space="preserve">GitLab</w:t>
+        </w:r>
+      </w:hyperlink>
       <w:r>
         <w:t xml:space="preserve"> </w:t>
       </w:r>
@@ -2390,10 +3409,10 @@
         <w:pStyle w:val="Compact"/>
         <w:numPr>
           <w:ilvl w:val="0"/>
-          <w:numId w:val="1035"/>
-        </w:numPr>
-      </w:pPr>
-      <w:hyperlink r:id="rId46">
+          <w:numId w:val="1045"/>
+        </w:numPr>
+      </w:pPr>
+      <w:hyperlink r:id="rId78">
         <w:r>
           <w:rPr>
             <w:rStyle w:val="Hyperlink"/>
@@ -2421,7 +3440,7 @@
         <w:pStyle w:val="Compact"/>
         <w:numPr>
           <w:ilvl w:val="0"/>
-          <w:numId w:val="1036"/>
+          <w:numId w:val="1046"/>
         </w:numPr>
       </w:pPr>
       <w:r>
@@ -2433,7 +3452,7 @@
         <w:pStyle w:val="Compact"/>
         <w:numPr>
           <w:ilvl w:val="0"/>
-          <w:numId w:val="1036"/>
+          <w:numId w:val="1046"/>
         </w:numPr>
       </w:pPr>
       <w:r>
@@ -2445,7 +3464,7 @@
         <w:pStyle w:val="Compact"/>
         <w:numPr>
           <w:ilvl w:val="0"/>
-          <w:numId w:val="1036"/>
+          <w:numId w:val="1046"/>
         </w:numPr>
       </w:pPr>
       <w:r>
@@ -2457,15 +3476,69 @@
         <w:pStyle w:val="Compact"/>
         <w:numPr>
           <w:ilvl w:val="0"/>
-          <w:numId w:val="1036"/>
+          <w:numId w:val="1046"/>
         </w:numPr>
       </w:pPr>
       <w:r>
         <w:t xml:space="preserve">CI/CD integration</w:t>
       </w:r>
     </w:p>
-    <w:bookmarkEnd w:id="47"/>
-    <w:bookmarkStart w:id="48" w:name="version-control-today"/>
+    <w:p>
+      <w:r>
+        <w:pict>
+          <v:rect style="width:0;height:1.5pt" o:hralign="center" o:hrstd="t" o:hr="t"/>
+        </w:pict>
+      </w:r>
+    </w:p>
+    <w:p>
+      <w:pPr>
+        <w:pStyle w:val="FirstParagraph"/>
+      </w:pPr>
+      <w:r>
+        <w:drawing>
+          <wp:inline>
+            <wp:extent cx="5334000" cy="6382718"/>
+            <wp:effectExtent b="0" l="0" r="0" t="0"/>
+            <wp:docPr descr="" title="" id="80" name="Picture"/>
+            <a:graphic>
+              <a:graphicData uri="http://schemas.openxmlformats.org/drawingml/2006/picture">
+                <pic:pic>
+                  <pic:nvPicPr>
+                    <pic:cNvPr descr="images/paste-5.png" id="81" name="Picture"/>
+                    <pic:cNvPicPr>
+                      <a:picLocks noChangeArrowheads="1" noChangeAspect="1"/>
+                    </pic:cNvPicPr>
+                  </pic:nvPicPr>
+                  <pic:blipFill>
+                    <a:blip r:embed="rId79"/>
+                    <a:stretch>
+                      <a:fillRect/>
+                    </a:stretch>
+                  </pic:blipFill>
+                  <pic:spPr bwMode="auto">
+                    <a:xfrm>
+                      <a:off x="0" y="0"/>
+                      <a:ext cx="5334000" cy="6382718"/>
+                    </a:xfrm>
+                    <a:prstGeom prst="rect">
+                      <a:avLst/>
+                    </a:prstGeom>
+                    <a:noFill/>
+                    <a:ln w="9525">
+                      <a:noFill/>
+                      <a:headEnd/>
+                      <a:tailEnd/>
+                    </a:ln>
+                  </pic:spPr>
+                </pic:pic>
+              </a:graphicData>
+            </a:graphic>
+          </wp:inline>
+        </w:drawing>
+      </w:r>
+    </w:p>
+    <w:bookmarkEnd w:id="82"/>
+    <w:bookmarkStart w:id="83" w:name="version-control-today"/>
     <w:p>
       <w:pPr>
         <w:pStyle w:val="Heading2"/>
@@ -2487,7 +3560,7 @@
         <w:pStyle w:val="Compact"/>
         <w:numPr>
           <w:ilvl w:val="0"/>
-          <w:numId w:val="1037"/>
+          <w:numId w:val="1047"/>
         </w:numPr>
       </w:pPr>
       <w:r>
@@ -2499,7 +3572,7 @@
         <w:pStyle w:val="Compact"/>
         <w:numPr>
           <w:ilvl w:val="0"/>
-          <w:numId w:val="1037"/>
+          <w:numId w:val="1047"/>
         </w:numPr>
       </w:pPr>
       <w:r>
@@ -2511,7 +3584,7 @@
         <w:pStyle w:val="Compact"/>
         <w:numPr>
           <w:ilvl w:val="0"/>
-          <w:numId w:val="1037"/>
+          <w:numId w:val="1047"/>
         </w:numPr>
       </w:pPr>
       <w:r>
@@ -2523,7 +3596,7 @@
         <w:pStyle w:val="Compact"/>
         <w:numPr>
           <w:ilvl w:val="0"/>
-          <w:numId w:val="1037"/>
+          <w:numId w:val="1047"/>
         </w:numPr>
       </w:pPr>
       <w:r>
@@ -2543,19 +3616,19 @@
         <w:pStyle w:val="Compact"/>
         <w:numPr>
           <w:ilvl w:val="0"/>
-          <w:numId w:val="1038"/>
-        </w:numPr>
-      </w:pPr>
-      <w:r>
-        <w:t xml:space="preserve">IDEs (VS Code, Positron)</w:t>
-      </w:r>
-    </w:p>
-    <w:p>
-      <w:pPr>
-        <w:pStyle w:val="Compact"/>
-        <w:numPr>
-          <w:ilvl w:val="0"/>
-          <w:numId w:val="1038"/>
+          <w:numId w:val="1048"/>
+        </w:numPr>
+      </w:pPr>
+      <w:r>
+        <w:t xml:space="preserve">IDEs (RStudio, VS Code, Positron)</w:t>
+      </w:r>
+    </w:p>
+    <w:p>
+      <w:pPr>
+        <w:pStyle w:val="Compact"/>
+        <w:numPr>
+          <w:ilvl w:val="0"/>
+          <w:numId w:val="1048"/>
         </w:numPr>
       </w:pPr>
       <w:r>
@@ -2567,15 +3640,15 @@
         <w:pStyle w:val="Compact"/>
         <w:numPr>
           <w:ilvl w:val="0"/>
-          <w:numId w:val="1038"/>
+          <w:numId w:val="1048"/>
         </w:numPr>
       </w:pPr>
       <w:r>
         <w:t xml:space="preserve">Cloud platforms</w:t>
       </w:r>
     </w:p>
-    <w:bookmarkEnd w:id="48"/>
-    <w:bookmarkStart w:id="49" w:name="version-control-beyond-code"/>
+    <w:bookmarkEnd w:id="83"/>
+    <w:bookmarkStart w:id="84" w:name="version-control-beyond-code"/>
     <w:p>
       <w:pPr>
         <w:pStyle w:val="Heading2"/>
@@ -2597,7 +3670,7 @@
         <w:pStyle w:val="Compact"/>
         <w:numPr>
           <w:ilvl w:val="0"/>
-          <w:numId w:val="1039"/>
+          <w:numId w:val="1049"/>
         </w:numPr>
       </w:pPr>
       <w:r>
@@ -2609,7 +3682,7 @@
         <w:pStyle w:val="Compact"/>
         <w:numPr>
           <w:ilvl w:val="0"/>
-          <w:numId w:val="1039"/>
+          <w:numId w:val="1049"/>
         </w:numPr>
       </w:pPr>
       <w:r>
@@ -2621,7 +3694,7 @@
         <w:pStyle w:val="Compact"/>
         <w:numPr>
           <w:ilvl w:val="0"/>
-          <w:numId w:val="1039"/>
+          <w:numId w:val="1049"/>
         </w:numPr>
       </w:pPr>
       <w:r>
@@ -2633,7 +3706,7 @@
         <w:pStyle w:val="Compact"/>
         <w:numPr>
           <w:ilvl w:val="0"/>
-          <w:numId w:val="1039"/>
+          <w:numId w:val="1049"/>
         </w:numPr>
       </w:pPr>
       <w:r>
@@ -2648,8 +3721,8 @@
         <w:t xml:space="preserve">📌 Version control is now a core professional skill.</w:t>
       </w:r>
     </w:p>
-    <w:bookmarkEnd w:id="49"/>
-    <w:bookmarkStart w:id="50" w:name="warning"/>
+    <w:bookmarkEnd w:id="84"/>
+    <w:bookmarkStart w:id="85" w:name="warning"/>
     <w:p>
       <w:pPr>
         <w:pStyle w:val="Heading2"/>
@@ -2663,7 +3736,7 @@
         <w:pStyle w:val="Compact"/>
         <w:numPr>
           <w:ilvl w:val="0"/>
-          <w:numId w:val="1040"/>
+          <w:numId w:val="1050"/>
         </w:numPr>
       </w:pPr>
       <w:r>
@@ -2675,7 +3748,7 @@
         <w:pStyle w:val="Compact"/>
         <w:numPr>
           <w:ilvl w:val="0"/>
-          <w:numId w:val="1040"/>
+          <w:numId w:val="1050"/>
         </w:numPr>
       </w:pPr>
       <w:r>
@@ -2687,7 +3760,7 @@
         <w:pStyle w:val="Compact"/>
         <w:numPr>
           <w:ilvl w:val="0"/>
-          <w:numId w:val="1040"/>
+          <w:numId w:val="1050"/>
         </w:numPr>
       </w:pPr>
       <w:r>
@@ -2709,7 +3782,7 @@
         <w:pStyle w:val="Compact"/>
         <w:numPr>
           <w:ilvl w:val="1"/>
-          <w:numId w:val="1041"/>
+          <w:numId w:val="1051"/>
         </w:numPr>
       </w:pPr>
       <w:r>
@@ -2721,7 +3794,7 @@
         <w:pStyle w:val="Compact"/>
         <w:numPr>
           <w:ilvl w:val="1"/>
-          <w:numId w:val="1041"/>
+          <w:numId w:val="1051"/>
         </w:numPr>
       </w:pPr>
       <w:r>
@@ -2733,7 +3806,7 @@
         <w:pStyle w:val="Compact"/>
         <w:numPr>
           <w:ilvl w:val="1"/>
-          <w:numId w:val="1041"/>
+          <w:numId w:val="1051"/>
         </w:numPr>
       </w:pPr>
       <w:r>
@@ -2745,7 +3818,7 @@
         <w:pStyle w:val="Compact"/>
         <w:numPr>
           <w:ilvl w:val="0"/>
-          <w:numId w:val="1040"/>
+          <w:numId w:val="1050"/>
         </w:numPr>
       </w:pPr>
       <w:r>
@@ -2756,8 +3829,8 @@
       <w:pPr>
         <w:pStyle w:val="Compact"/>
         <w:numPr>
-          <w:ilvl w:val="0"/>
-          <w:numId w:val="1040"/>
+          <w:ilvl w:val="1"/>
+          <w:numId w:val="1052"/>
         </w:numPr>
       </w:pPr>
       <w:r>
@@ -2769,15 +3842,15 @@
         <w:pStyle w:val="Compact"/>
         <w:numPr>
           <w:ilvl w:val="0"/>
-          <w:numId w:val="1040"/>
+          <w:numId w:val="1050"/>
         </w:numPr>
       </w:pPr>
       <w:r>
         <w:t xml:space="preserve">No hard-coded passwords or API keys!</w:t>
       </w:r>
     </w:p>
-    <w:bookmarkEnd w:id="50"/>
-    <w:bookmarkStart w:id="51" w:name="git-basics"/>
+    <w:bookmarkEnd w:id="85"/>
+    <w:bookmarkStart w:id="86" w:name="git-basics"/>
     <w:p>
       <w:pPr>
         <w:pStyle w:val="Heading2"/>
@@ -2799,7 +3872,7 @@
         <w:pStyle w:val="Compact"/>
         <w:numPr>
           <w:ilvl w:val="0"/>
-          <w:numId w:val="1042"/>
+          <w:numId w:val="1053"/>
         </w:numPr>
       </w:pPr>
       <w:r>
@@ -2811,7 +3884,7 @@
         <w:pStyle w:val="Compact"/>
         <w:numPr>
           <w:ilvl w:val="0"/>
-          <w:numId w:val="1042"/>
+          <w:numId w:val="1053"/>
         </w:numPr>
       </w:pPr>
       <w:r>
@@ -2823,7 +3896,7 @@
         <w:pStyle w:val="Compact"/>
         <w:numPr>
           <w:ilvl w:val="0"/>
-          <w:numId w:val="1042"/>
+          <w:numId w:val="1053"/>
         </w:numPr>
       </w:pPr>
       <w:r>
@@ -2835,7 +3908,7 @@
         <w:pStyle w:val="Compact"/>
         <w:numPr>
           <w:ilvl w:val="0"/>
-          <w:numId w:val="1042"/>
+          <w:numId w:val="1053"/>
         </w:numPr>
       </w:pPr>
       <w:r>
@@ -2847,7 +3920,7 @@
         <w:pStyle w:val="Compact"/>
         <w:numPr>
           <w:ilvl w:val="0"/>
-          <w:numId w:val="1042"/>
+          <w:numId w:val="1053"/>
         </w:numPr>
       </w:pPr>
       <w:r>
@@ -2859,7 +3932,7 @@
         <w:pStyle w:val="Compact"/>
         <w:numPr>
           <w:ilvl w:val="0"/>
-          <w:numId w:val="1042"/>
+          <w:numId w:val="1053"/>
         </w:numPr>
       </w:pPr>
       <w:r>
@@ -2931,8 +4004,8 @@
         <w:t xml:space="preserve">git remote add origin</w:t>
       </w:r>
     </w:p>
-    <w:bookmarkEnd w:id="51"/>
-    <w:bookmarkStart w:id="52" w:name="video-tutorials"/>
+    <w:bookmarkEnd w:id="86"/>
+    <w:bookmarkStart w:id="87" w:name="video-tutorials"/>
     <w:p>
       <w:pPr>
         <w:pStyle w:val="Heading2"/>
@@ -2946,11 +4019,11 @@
         <w:pStyle w:val="FirstParagraph"/>
       </w:pPr>
       <w:r>
-        <w:t xml:space="preserve">The video below is a good start to understand the basic concepts of Git and GitHub (and there are others to be found on YouTube). Note that there are a lot of videos on Git combined with Rstudio. They might still be relevant even though we are using Positron here.</w:t>
-      </w:r>
-    </w:p>
-    <w:bookmarkEnd w:id="52"/>
-    <w:bookmarkStart w:id="56" w:name="inspirational-video"/>
+        <w:t xml:space="preserve">The video below is a good start to understand the basic concepts of Git and GitHub (and there are others to be found on YouTube).</w:t>
+      </w:r>
+    </w:p>
+    <w:bookmarkEnd w:id="87"/>
+    <w:bookmarkStart w:id="91" w:name="inspirational-video"/>
     <w:p>
       <w:pPr>
         <w:pStyle w:val="Heading2"/>
@@ -3008,18 +4081,18 @@
                 <wp:inline>
                   <wp:extent cx="152400" cy="152400"/>
                   <wp:effectExtent b="0" l="0" r="0" t="0"/>
-                  <wp:docPr descr="" title="" id="53" name="Picture"/>
+                  <wp:docPr descr="" title="" id="88" name="Picture"/>
                   <a:graphic>
                     <a:graphicData uri="http://schemas.openxmlformats.org/drawingml/2006/picture">
                       <pic:pic>
                         <pic:nvPicPr>
-                          <pic:cNvPr descr="/Applications/quarto/share/formats/docx/important.png" id="54" name="Picture"/>
+                          <pic:cNvPr descr="/Applications/quarto/share/formats/docx/important.png" id="89" name="Picture"/>
                           <pic:cNvPicPr>
                             <a:picLocks noChangeArrowheads="1" noChangeAspect="1"/>
                           </pic:cNvPicPr>
                         </pic:nvPicPr>
                         <pic:blipFill>
-                          <a:blip r:embed="rId34"/>
+                          <a:blip r:embed="rId48"/>
                           <a:stretch>
                             <a:fillRect/>
                           </a:stretch>
@@ -3096,7 +4169,7 @@
             <w:r>
               <w:t xml:space="preserve"> </w:t>
             </w:r>
-            <w:hyperlink r:id="rId55">
+            <w:hyperlink r:id="rId90">
               <w:r>
                 <w:rPr>
                   <w:rStyle w:val="Hyperlink"/>
@@ -3115,8 +4188,8 @@
         </w:tc>
       </w:tr>
     </w:tbl>
-    <w:bookmarkEnd w:id="56"/>
-    <w:bookmarkStart w:id="60" w:name="git-in-positron"/>
+    <w:bookmarkEnd w:id="91"/>
+    <w:bookmarkStart w:id="94" w:name="git-in-positron"/>
     <w:p>
       <w:pPr>
         <w:pStyle w:val="Heading2"/>
@@ -3130,7 +4203,7 @@
         <w:pStyle w:val="Compact"/>
         <w:numPr>
           <w:ilvl w:val="0"/>
-          <w:numId w:val="1043"/>
+          <w:numId w:val="1054"/>
         </w:numPr>
       </w:pPr>
       <w:r>
@@ -3142,7 +4215,7 @@
         <w:pStyle w:val="Compact"/>
         <w:numPr>
           <w:ilvl w:val="0"/>
-          <w:numId w:val="1043"/>
+          <w:numId w:val="1054"/>
         </w:numPr>
       </w:pPr>
       <w:r>
@@ -3206,18 +4279,18 @@
                 <wp:inline>
                   <wp:extent cx="152400" cy="152400"/>
                   <wp:effectExtent b="0" l="0" r="0" t="0"/>
-                  <wp:docPr descr="" title="" id="58" name="Picture"/>
+                  <wp:docPr descr="" title="" id="92" name="Picture"/>
                   <a:graphic>
                     <a:graphicData uri="http://schemas.openxmlformats.org/drawingml/2006/picture">
                       <pic:pic>
                         <pic:nvPicPr>
-                          <pic:cNvPr descr="/Applications/quarto/share/formats/docx/note.png" id="59" name="Picture"/>
+                          <pic:cNvPr descr="/Applications/quarto/share/formats/docx/note.png" id="93" name="Picture"/>
                           <pic:cNvPicPr>
                             <a:picLocks noChangeArrowheads="1" noChangeAspect="1"/>
                           </pic:cNvPicPr>
                         </pic:nvPicPr>
                         <pic:blipFill>
-                          <a:blip r:embed="rId57"/>
+                          <a:blip r:embed="rId29"/>
                           <a:stretch>
                             <a:fillRect/>
                           </a:stretch>
@@ -3281,9 +4354,9 @@
         </w:tc>
       </w:tr>
     </w:tbl>
-    <w:bookmarkEnd w:id="60"/>
-    <w:bookmarkEnd w:id="61"/>
-    <w:bookmarkStart w:id="82" w:name="statistics-projects"/>
+    <w:bookmarkEnd w:id="94"/>
+    <w:bookmarkEnd w:id="95"/>
+    <w:bookmarkStart w:id="116" w:name="statistics-projects"/>
     <w:p>
       <w:pPr>
         <w:pStyle w:val="Heading1"/>
@@ -3292,7 +4365,7 @@
         <w:t xml:space="preserve">Statistics projects</w:t>
       </w:r>
     </w:p>
-    <w:bookmarkStart w:id="62" w:name="not-a-single-r-script"/>
+    <w:bookmarkStart w:id="96" w:name="not-a-single-r-script"/>
     <w:p>
       <w:pPr>
         <w:pStyle w:val="Heading2"/>
@@ -3306,7 +4379,7 @@
         <w:pStyle w:val="Compact"/>
         <w:numPr>
           <w:ilvl w:val="0"/>
-          <w:numId w:val="1044"/>
+          <w:numId w:val="1055"/>
         </w:numPr>
       </w:pPr>
       <w:r>
@@ -3318,7 +4391,7 @@
         <w:pStyle w:val="Compact"/>
         <w:numPr>
           <w:ilvl w:val="0"/>
-          <w:numId w:val="1044"/>
+          <w:numId w:val="1055"/>
         </w:numPr>
       </w:pPr>
       <w:r>
@@ -3330,19 +4403,19 @@
         <w:pStyle w:val="Compact"/>
         <w:numPr>
           <w:ilvl w:val="0"/>
-          <w:numId w:val="1044"/>
-        </w:numPr>
-      </w:pPr>
-      <w:r>
-        <w:t xml:space="preserve">Data files</w:t>
-      </w:r>
-    </w:p>
-    <w:p>
-      <w:pPr>
-        <w:pStyle w:val="Compact"/>
-        <w:numPr>
-          <w:ilvl w:val="0"/>
-          <w:numId w:val="1044"/>
+          <w:numId w:val="1055"/>
+        </w:numPr>
+      </w:pPr>
+      <w:r>
+        <w:t xml:space="preserve">Multiple data files</w:t>
+      </w:r>
+    </w:p>
+    <w:p>
+      <w:pPr>
+        <w:pStyle w:val="Compact"/>
+        <w:numPr>
+          <w:ilvl w:val="0"/>
+          <w:numId w:val="1055"/>
         </w:numPr>
       </w:pPr>
       <w:r>
@@ -3354,7 +4427,7 @@
         <w:pStyle w:val="Compact"/>
         <w:numPr>
           <w:ilvl w:val="0"/>
-          <w:numId w:val="1044"/>
+          <w:numId w:val="1055"/>
         </w:numPr>
       </w:pPr>
       <w:r>
@@ -3366,7 +4439,7 @@
         <w:pStyle w:val="Compact"/>
         <w:numPr>
           <w:ilvl w:val="0"/>
-          <w:numId w:val="1044"/>
+          <w:numId w:val="1055"/>
         </w:numPr>
       </w:pPr>
       <w:r>
@@ -3378,15 +4451,15 @@
         <w:pStyle w:val="Compact"/>
         <w:numPr>
           <w:ilvl w:val="0"/>
-          <w:numId w:val="1044"/>
+          <w:numId w:val="1055"/>
         </w:numPr>
       </w:pPr>
       <w:r>
         <w:t xml:space="preserve">Reproducible workflows</w:t>
       </w:r>
     </w:p>
-    <w:bookmarkEnd w:id="62"/>
-    <w:bookmarkStart w:id="66" w:name="project-structure"/>
+    <w:bookmarkEnd w:id="96"/>
+    <w:bookmarkStart w:id="100" w:name="project-structure"/>
     <w:p>
       <w:pPr>
         <w:pStyle w:val="Heading2"/>
@@ -3408,7 +4481,7 @@
         <w:pStyle w:val="Compact"/>
         <w:numPr>
           <w:ilvl w:val="0"/>
-          <w:numId w:val="1045"/>
+          <w:numId w:val="1056"/>
         </w:numPr>
       </w:pPr>
       <w:r>
@@ -3420,7 +4493,7 @@
         <w:pStyle w:val="Compact"/>
         <w:numPr>
           <w:ilvl w:val="0"/>
-          <w:numId w:val="1045"/>
+          <w:numId w:val="1056"/>
         </w:numPr>
       </w:pPr>
       <w:r>
@@ -3432,7 +4505,7 @@
         <w:pStyle w:val="Compact"/>
         <w:numPr>
           <w:ilvl w:val="0"/>
-          <w:numId w:val="1045"/>
+          <w:numId w:val="1056"/>
         </w:numPr>
       </w:pPr>
       <w:r>
@@ -3448,18 +4521,18 @@
           <wp:inline>
             <wp:extent cx="1778000" cy="3251200"/>
             <wp:effectExtent b="0" l="0" r="0" t="0"/>
-            <wp:docPr descr="" title="" id="64" name="Picture"/>
+            <wp:docPr descr="" title="" id="98" name="Picture"/>
             <a:graphic>
               <a:graphicData uri="http://schemas.openxmlformats.org/drawingml/2006/picture">
                 <pic:pic>
                   <pic:nvPicPr>
-                    <pic:cNvPr descr="images/paste-1.png" id="65" name="Picture"/>
+                    <pic:cNvPr descr="images/paste-1.png" id="99" name="Picture"/>
                     <pic:cNvPicPr>
                       <a:picLocks noChangeArrowheads="1" noChangeAspect="1"/>
                     </pic:cNvPicPr>
                   </pic:nvPicPr>
                   <pic:blipFill>
-                    <a:blip r:embed="rId63"/>
+                    <a:blip r:embed="rId97"/>
                     <a:stretch>
                       <a:fillRect/>
                     </a:stretch>
@@ -3486,8 +4559,8 @@
         </w:drawing>
       </w:r>
     </w:p>
-    <w:bookmarkEnd w:id="66"/>
-    <w:bookmarkStart w:id="67" w:name="example-structure"/>
+    <w:bookmarkEnd w:id="100"/>
+    <w:bookmarkStart w:id="101" w:name="example-structure"/>
     <w:p>
       <w:pPr>
         <w:pStyle w:val="Heading2"/>
@@ -3615,8 +4688,8 @@
         <w:t xml:space="preserve">  └── _targets.R       - targets pipeline script</w:t>
       </w:r>
     </w:p>
-    <w:bookmarkEnd w:id="67"/>
-    <w:bookmarkStart w:id="68" w:name="readme.md"/>
+    <w:bookmarkEnd w:id="101"/>
+    <w:bookmarkStart w:id="103" w:name="readme.md"/>
     <w:p>
       <w:pPr>
         <w:pStyle w:val="Heading2"/>
@@ -3633,7 +4706,7 @@
         <w:pStyle w:val="Compact"/>
         <w:numPr>
           <w:ilvl w:val="0"/>
-          <w:numId w:val="1046"/>
+          <w:numId w:val="1057"/>
         </w:numPr>
       </w:pPr>
       <w:r>
@@ -3645,7 +4718,7 @@
         <w:pStyle w:val="Compact"/>
         <w:numPr>
           <w:ilvl w:val="0"/>
-          <w:numId w:val="1046"/>
+          <w:numId w:val="1057"/>
         </w:numPr>
       </w:pPr>
       <w:r>
@@ -3657,7 +4730,7 @@
         <w:pStyle w:val="Compact"/>
         <w:numPr>
           <w:ilvl w:val="0"/>
-          <w:numId w:val="1046"/>
+          <w:numId w:val="1057"/>
         </w:numPr>
       </w:pPr>
       <w:r>
@@ -3669,7 +4742,7 @@
         <w:pStyle w:val="Compact"/>
         <w:numPr>
           <w:ilvl w:val="0"/>
-          <w:numId w:val="1046"/>
+          <w:numId w:val="1057"/>
         </w:numPr>
       </w:pPr>
       <w:r>
@@ -3681,7 +4754,7 @@
         <w:pStyle w:val="Compact"/>
         <w:numPr>
           <w:ilvl w:val="0"/>
-          <w:numId w:val="1046"/>
+          <w:numId w:val="1057"/>
         </w:numPr>
       </w:pPr>
       <w:r>
@@ -3692,618 +4765,532 @@
       <w:pPr>
         <w:pStyle w:val="FirstParagraph"/>
       </w:pPr>
-      <w:r>
-        <w:t xml:space="preserve">Markdown format (simple text with some possible formatting)</w:t>
-      </w:r>
-    </w:p>
-    <w:bookmarkEnd w:id="68"/>
-    <w:bookmarkStart w:id="69" w:name="data-folder"/>
-    <w:p>
-      <w:pPr>
-        <w:pStyle w:val="Heading2"/>
-      </w:pPr>
-      <w:r>
-        <w:rPr>
-          <w:rStyle w:val="VerbatimChar"/>
-        </w:rPr>
-        <w:t xml:space="preserve">data</w:t>
-      </w:r>
-      <w:r>
-        <w:t xml:space="preserve"> </w:t>
-      </w:r>
-      <w:r>
-        <w:t xml:space="preserve">folder</w:t>
-      </w:r>
-    </w:p>
-    <w:p>
-      <w:pPr>
-        <w:pStyle w:val="Compact"/>
-        <w:numPr>
-          <w:ilvl w:val="0"/>
-          <w:numId w:val="1047"/>
-        </w:numPr>
-      </w:pPr>
-      <w:r>
-        <w:t xml:space="preserve">Store your data files here as they are when you get them</w:t>
-      </w:r>
-    </w:p>
-    <w:p>
-      <w:pPr>
-        <w:pStyle w:val="Compact"/>
-        <w:numPr>
-          <w:ilvl w:val="0"/>
-          <w:numId w:val="1047"/>
-        </w:numPr>
-      </w:pPr>
-      <w:r>
-        <w:t xml:space="preserve">Avoid any modifications to the raw files!</w:t>
-      </w:r>
-    </w:p>
-    <w:p>
-      <w:pPr>
-        <w:pStyle w:val="Compact"/>
-        <w:numPr>
-          <w:ilvl w:val="0"/>
-          <w:numId w:val="1047"/>
-        </w:numPr>
-      </w:pPr>
-      <w:r>
-        <w:t xml:space="preserve">It is very easy to forget what you do if it can not be traced by code</w:t>
-      </w:r>
-    </w:p>
-    <w:p>
-      <w:pPr>
-        <w:pStyle w:val="Compact"/>
-        <w:numPr>
-          <w:ilvl w:val="0"/>
-          <w:numId w:val="1047"/>
-        </w:numPr>
-      </w:pPr>
-      <w:r>
-        <w:t xml:space="preserve">Do NOT include this folder in version control!</w:t>
-      </w:r>
-    </w:p>
-    <w:p>
-      <w:pPr>
-        <w:pStyle w:val="Compact"/>
-        <w:numPr>
-          <w:ilvl w:val="0"/>
-          <w:numId w:val="1047"/>
-        </w:numPr>
-      </w:pPr>
-      <w:r>
-        <w:t xml:space="preserve">Git is not good at handling large files</w:t>
-      </w:r>
-    </w:p>
-    <w:p>
-      <w:pPr>
-        <w:pStyle w:val="Compact"/>
-        <w:numPr>
-          <w:ilvl w:val="0"/>
-          <w:numId w:val="1047"/>
-        </w:numPr>
-      </w:pPr>
-      <w:r>
-        <w:t xml:space="preserve">Sensitive data should not be shared!</w:t>
-      </w:r>
-    </w:p>
-    <w:p>
-      <w:pPr>
-        <w:pStyle w:val="Compact"/>
-        <w:numPr>
-          <w:ilvl w:val="0"/>
-          <w:numId w:val="1047"/>
-        </w:numPr>
-      </w:pPr>
-      <w:r>
-        <w:t xml:space="preserve">Add</w:t>
-      </w:r>
-      <w:r>
-        <w:t xml:space="preserve"> </w:t>
-      </w:r>
-      <w:r>
-        <w:rPr>
-          <w:rStyle w:val="VerbatimChar"/>
-        </w:rPr>
-        <w:t xml:space="preserve">data/*</w:t>
-      </w:r>
-      <w:r>
-        <w:t xml:space="preserve"> </w:t>
-      </w:r>
-      <w:r>
-        <w:t xml:space="preserve">to your</w:t>
-      </w:r>
-      <w:r>
-        <w:t xml:space="preserve"> </w:t>
-      </w:r>
-      <w:r>
-        <w:rPr>
-          <w:rStyle w:val="VerbatimChar"/>
-        </w:rPr>
-        <w:t xml:space="preserve">.gitignore</w:t>
-      </w:r>
-      <w:r>
-        <w:t xml:space="preserve"> </w:t>
-      </w:r>
-      <w:r>
-        <w:t xml:space="preserve">file</w:t>
-      </w:r>
-    </w:p>
-    <w:p>
-      <w:pPr>
-        <w:pStyle w:val="Compact"/>
-        <w:numPr>
-          <w:ilvl w:val="0"/>
-          <w:numId w:val="1047"/>
-        </w:numPr>
-      </w:pPr>
-      <w:r>
-        <w:t xml:space="preserve">In realistic projects, data might come in varying formats</w:t>
-      </w:r>
-    </w:p>
-    <w:p>
-      <w:pPr>
-        <w:pStyle w:val="Compact"/>
-        <w:numPr>
-          <w:ilvl w:val="1"/>
-          <w:numId w:val="1048"/>
-        </w:numPr>
-      </w:pPr>
-      <w:r>
-        <w:t xml:space="preserve">csv, txt, xlsx, sas7bdat, sav, dta, etc</w:t>
-      </w:r>
-    </w:p>
-    <w:p>
-      <w:pPr>
-        <w:pStyle w:val="Compact"/>
-        <w:numPr>
-          <w:ilvl w:val="1"/>
-          <w:numId w:val="1048"/>
-        </w:numPr>
-      </w:pPr>
-      <w:r>
-        <w:t xml:space="preserve">some files might be very big (gigabytes not uncommon)</w:t>
-      </w:r>
-    </w:p>
-    <w:bookmarkEnd w:id="69"/>
-    <w:bookmarkStart w:id="70" w:name="r-folder"/>
-    <w:p>
-      <w:pPr>
-        <w:pStyle w:val="Heading2"/>
-      </w:pPr>
-      <w:r>
-        <w:rPr>
-          <w:rStyle w:val="VerbatimChar"/>
-        </w:rPr>
-        <w:t xml:space="preserve">R</w:t>
-      </w:r>
-      <w:r>
-        <w:t xml:space="preserve"> </w:t>
-      </w:r>
-      <w:r>
-        <w:t xml:space="preserve">folder</w:t>
-      </w:r>
-    </w:p>
-    <w:p>
-      <w:pPr>
-        <w:pStyle w:val="Compact"/>
-        <w:numPr>
-          <w:ilvl w:val="0"/>
-          <w:numId w:val="1049"/>
-        </w:numPr>
-      </w:pPr>
-      <w:r>
-        <w:t xml:space="preserve">Store your R functions here</w:t>
-      </w:r>
-    </w:p>
-    <w:p>
-      <w:pPr>
-        <w:pStyle w:val="Compact"/>
-        <w:numPr>
-          <w:ilvl w:val="0"/>
-          <w:numId w:val="1049"/>
-        </w:numPr>
-      </w:pPr>
-      <w:r>
-        <w:t xml:space="preserve">Document their purpose inline!</w:t>
-      </w:r>
-    </w:p>
-    <w:p>
-      <w:pPr>
-        <w:pStyle w:val="Compact"/>
-        <w:numPr>
-          <w:ilvl w:val="0"/>
-          <w:numId w:val="1049"/>
-        </w:numPr>
-      </w:pPr>
-      <w:r>
-        <w:t xml:space="preserve">Helps you to reuse code</w:t>
-      </w:r>
-    </w:p>
-    <w:p>
-      <w:pPr>
-        <w:pStyle w:val="Compact"/>
-        <w:numPr>
-          <w:ilvl w:val="0"/>
-          <w:numId w:val="1049"/>
-        </w:numPr>
-      </w:pPr>
-      <w:r>
-        <w:t xml:space="preserve">Easier to read main scripts</w:t>
-      </w:r>
-    </w:p>
-    <w:p>
-      <w:pPr>
-        <w:pStyle w:val="Compact"/>
-        <w:numPr>
-          <w:ilvl w:val="0"/>
-          <w:numId w:val="1049"/>
-        </w:numPr>
-      </w:pPr>
-      <w:r>
-        <w:t xml:space="preserve">Easier to test and debug code</w:t>
-      </w:r>
-    </w:p>
-    <w:p>
-      <w:pPr>
-        <w:pStyle w:val="Compact"/>
-        <w:numPr>
-          <w:ilvl w:val="0"/>
-          <w:numId w:val="1049"/>
-        </w:numPr>
-      </w:pPr>
-      <w:r>
-        <w:t xml:space="preserve">Easier to share code between projects</w:t>
-      </w:r>
-    </w:p>
-    <w:bookmarkEnd w:id="70"/>
-    <w:bookmarkStart w:id="71" w:name="reports-folder"/>
-    <w:p>
-      <w:pPr>
-        <w:pStyle w:val="Heading2"/>
-      </w:pPr>
-      <w:r>
-        <w:rPr>
-          <w:rStyle w:val="VerbatimChar"/>
-        </w:rPr>
-        <w:t xml:space="preserve">reports</w:t>
-      </w:r>
-      <w:r>
-        <w:t xml:space="preserve"> </w:t>
-      </w:r>
-      <w:r>
-        <w:t xml:space="preserve">folder</w:t>
-      </w:r>
-    </w:p>
-    <w:p>
-      <w:pPr>
-        <w:pStyle w:val="Compact"/>
-        <w:numPr>
-          <w:ilvl w:val="0"/>
-          <w:numId w:val="1050"/>
-        </w:numPr>
-      </w:pPr>
-      <w:r>
-        <w:t xml:space="preserve">Store your reports here</w:t>
-      </w:r>
-    </w:p>
-    <w:p>
-      <w:pPr>
-        <w:pStyle w:val="Compact"/>
-        <w:numPr>
-          <w:ilvl w:val="0"/>
-          <w:numId w:val="1050"/>
-        </w:numPr>
-      </w:pPr>
-      <w:r>
-        <w:t xml:space="preserve">Quarto documents</w:t>
-      </w:r>
-    </w:p>
-    <w:p>
-      <w:pPr>
-        <w:pStyle w:val="Compact"/>
-        <w:numPr>
-          <w:ilvl w:val="0"/>
-          <w:numId w:val="1050"/>
-        </w:numPr>
-      </w:pPr>
-      <w:r>
-        <w:t xml:space="preserve">Documemnt your analysis</w:t>
-      </w:r>
-    </w:p>
-    <w:p>
-      <w:pPr>
-        <w:pStyle w:val="Compact"/>
-        <w:numPr>
-          <w:ilvl w:val="0"/>
-          <w:numId w:val="1050"/>
-        </w:numPr>
-      </w:pPr>
-      <w:r>
-        <w:t xml:space="preserve">Include figures and tables</w:t>
-      </w:r>
-    </w:p>
-    <w:p>
-      <w:pPr>
-        <w:pStyle w:val="Compact"/>
-        <w:numPr>
-          <w:ilvl w:val="0"/>
-          <w:numId w:val="1050"/>
-        </w:numPr>
-      </w:pPr>
-      <w:r>
-        <w:t xml:space="preserve">Share with external collaborators</w:t>
-      </w:r>
-    </w:p>
-    <w:bookmarkEnd w:id="71"/>
-    <w:bookmarkStart w:id="72" w:name="targets.r-file"/>
-    <w:p>
-      <w:pPr>
-        <w:pStyle w:val="Heading2"/>
-      </w:pPr>
-      <w:r>
-        <w:rPr>
-          <w:rStyle w:val="VerbatimChar"/>
-        </w:rPr>
-        <w:t xml:space="preserve">_targets.R</w:t>
-      </w:r>
-      <w:r>
-        <w:t xml:space="preserve"> </w:t>
-      </w:r>
-      <w:r>
-        <w:t xml:space="preserve">file</w:t>
-      </w:r>
-    </w:p>
-    <w:p>
-      <w:pPr>
-        <w:pStyle w:val="FirstParagraph"/>
-      </w:pPr>
-      <w:r>
-        <w:t xml:space="preserve">Use the</w:t>
-      </w:r>
-      <w:r>
-        <w:t xml:space="preserve"> </w:t>
-      </w:r>
-      <w:r>
-        <w:rPr>
-          <w:rStyle w:val="VerbatimChar"/>
-        </w:rPr>
-        <w:t xml:space="preserve">targets</w:t>
-      </w:r>
-      <w:r>
-        <w:t xml:space="preserve"> </w:t>
-      </w:r>
-      <w:r>
-        <w:t xml:space="preserve">package to create a reproducible data analysis pipeline</w:t>
-      </w:r>
-    </w:p>
-    <w:bookmarkEnd w:id="72"/>
-    <w:bookmarkStart w:id="76" w:name="pipeline"/>
-    <w:p>
-      <w:pPr>
-        <w:pStyle w:val="Heading2"/>
-      </w:pPr>
-      <w:r>
-        <w:t xml:space="preserve">Pipeline</w:t>
-      </w:r>
-    </w:p>
-    <w:p>
-      <w:pPr>
-        <w:pStyle w:val="Compact"/>
-        <w:numPr>
-          <w:ilvl w:val="0"/>
-          <w:numId w:val="1051"/>
-        </w:numPr>
-      </w:pPr>
-      <w:r>
-        <w:t xml:space="preserve">Define steps in your analysis as targets</w:t>
-      </w:r>
-    </w:p>
-    <w:p>
-      <w:pPr>
-        <w:pStyle w:val="Compact"/>
-        <w:numPr>
-          <w:ilvl w:val="0"/>
-          <w:numId w:val="1051"/>
-        </w:numPr>
-      </w:pPr>
-      <w:r>
-        <w:t xml:space="preserve">Define dependencies between targets</w:t>
-      </w:r>
-    </w:p>
-    <w:p>
-      <w:pPr>
-        <w:pStyle w:val="Compact"/>
-        <w:numPr>
-          <w:ilvl w:val="0"/>
-          <w:numId w:val="1051"/>
-        </w:numPr>
-      </w:pPr>
-      <w:r>
-        <w:t xml:space="preserve">Automatically track changes and rerun only necessary parts</w:t>
-      </w:r>
-    </w:p>
-    <w:p>
-      <w:r>
-        <w:pict>
-          <v:rect style="width:0;height:1.5pt" o:hralign="center" o:hrstd="t" o:hr="t"/>
-        </w:pict>
-      </w:r>
-    </w:p>
-    <w:p>
-      <w:pPr>
-        <w:pStyle w:val="FirstParagraph"/>
-      </w:pPr>
-      <w:r>
-        <w:drawing>
-          <wp:inline>
-            <wp:extent cx="5334000" cy="4000499"/>
-            <wp:effectExtent b="0" l="0" r="0" t="0"/>
-            <wp:docPr descr="" title="" id="74" name="Picture"/>
-            <a:graphic>
-              <a:graphicData uri="http://schemas.openxmlformats.org/drawingml/2006/picture">
-                <pic:pic>
-                  <pic:nvPicPr>
-                    <pic:cNvPr descr="images/paste-2.png" id="75" name="Picture"/>
-                    <pic:cNvPicPr>
-                      <a:picLocks noChangeArrowheads="1" noChangeAspect="1"/>
-                    </pic:cNvPicPr>
-                  </pic:nvPicPr>
-                  <pic:blipFill>
-                    <a:blip r:embed="rId73"/>
-                    <a:stretch>
-                      <a:fillRect/>
-                    </a:stretch>
-                  </pic:blipFill>
-                  <pic:spPr bwMode="auto">
-                    <a:xfrm>
-                      <a:off x="0" y="0"/>
-                      <a:ext cx="5334000" cy="4000499"/>
-                    </a:xfrm>
-                    <a:prstGeom prst="rect">
-                      <a:avLst/>
-                    </a:prstGeom>
-                    <a:noFill/>
-                    <a:ln w="9525">
-                      <a:noFill/>
-                      <a:headEnd/>
-                      <a:tailEnd/>
-                    </a:ln>
-                  </pic:spPr>
-                </pic:pic>
-              </a:graphicData>
-            </a:graphic>
-          </wp:inline>
-        </w:drawing>
-      </w:r>
-    </w:p>
-    <w:bookmarkEnd w:id="76"/>
-    <w:bookmarkStart w:id="77" w:name="why"/>
-    <w:p>
-      <w:pPr>
-        <w:pStyle w:val="Heading2"/>
-      </w:pPr>
-      <w:r>
-        <w:t xml:space="preserve">Why?</w:t>
-      </w:r>
-    </w:p>
-    <w:p>
-      <w:pPr>
-        <w:pStyle w:val="Compact"/>
-        <w:numPr>
-          <w:ilvl w:val="0"/>
-          <w:numId w:val="1052"/>
-        </w:numPr>
-      </w:pPr>
-      <w:r>
-        <w:t xml:space="preserve">You do not want to rerun everything all the time!</w:t>
-      </w:r>
-    </w:p>
-    <w:p>
-      <w:pPr>
-        <w:pStyle w:val="Compact"/>
-        <w:numPr>
-          <w:ilvl w:val="0"/>
-          <w:numId w:val="1052"/>
-        </w:numPr>
-      </w:pPr>
-      <w:r>
-        <w:t xml:space="preserve">You want to keep track of what you have done</w:t>
-      </w:r>
-    </w:p>
-    <w:p>
-      <w:pPr>
-        <w:pStyle w:val="Compact"/>
-        <w:numPr>
-          <w:ilvl w:val="0"/>
-          <w:numId w:val="1052"/>
-        </w:numPr>
-      </w:pPr>
-      <w:r>
-        <w:t xml:space="preserve">You want to be able to reproduce your results later</w:t>
-      </w:r>
-    </w:p>
-    <w:p>
-      <w:pPr>
-        <w:pStyle w:val="Compact"/>
-        <w:numPr>
-          <w:ilvl w:val="0"/>
-          <w:numId w:val="1052"/>
-        </w:numPr>
-      </w:pPr>
-      <w:r>
-        <w:t xml:space="preserve">You want to share your workflow with others</w:t>
-      </w:r>
-    </w:p>
-    <w:bookmarkEnd w:id="77"/>
-    <w:bookmarkStart w:id="81" w:name="reading"/>
-    <w:p>
-      <w:pPr>
-        <w:pStyle w:val="Heading2"/>
-      </w:pPr>
-      <w:r>
-        <w:t xml:space="preserve">Reading</w:t>
-      </w:r>
-    </w:p>
-    <w:p>
-      <w:pPr>
-        <w:pStyle w:val="Compact"/>
-        <w:numPr>
-          <w:ilvl w:val="0"/>
-          <w:numId w:val="1053"/>
-        </w:numPr>
-      </w:pPr>
-      <w:r>
-        <w:t xml:space="preserve">A bit old but still relevant:</w:t>
-      </w:r>
-      <w:r>
-        <w:t xml:space="preserve"> </w:t>
-      </w:r>
-      <w:hyperlink r:id="rId78">
+      <w:hyperlink r:id="rId102">
         <w:r>
           <w:rPr>
             <w:rStyle w:val="Hyperlink"/>
           </w:rPr>
-          <w:t xml:space="preserve">https://happygitwithr.com/</w:t>
+          <w:t xml:space="preserve">Markdown format</w:t>
         </w:r>
       </w:hyperlink>
-    </w:p>
-    <w:p>
-      <w:pPr>
-        <w:pStyle w:val="Compact"/>
-        <w:numPr>
-          <w:ilvl w:val="0"/>
-          <w:numId w:val="1053"/>
-        </w:numPr>
-      </w:pPr>
-      <w:hyperlink r:id="rId79">
+      <w:r>
+        <w:t xml:space="preserve"> </w:t>
+      </w:r>
+      <w:r>
+        <w:t xml:space="preserve">(simple text with some possible formatting)</w:t>
+      </w:r>
+    </w:p>
+    <w:bookmarkEnd w:id="103"/>
+    <w:bookmarkStart w:id="104" w:name="data-folder"/>
+    <w:p>
+      <w:pPr>
+        <w:pStyle w:val="Heading2"/>
+      </w:pPr>
+      <w:r>
+        <w:rPr>
+          <w:rStyle w:val="VerbatimChar"/>
+        </w:rPr>
+        <w:t xml:space="preserve">data</w:t>
+      </w:r>
+      <w:r>
+        <w:t xml:space="preserve"> </w:t>
+      </w:r>
+      <w:r>
+        <w:t xml:space="preserve">folder</w:t>
+      </w:r>
+    </w:p>
+    <w:p>
+      <w:pPr>
+        <w:pStyle w:val="Compact"/>
+        <w:numPr>
+          <w:ilvl w:val="0"/>
+          <w:numId w:val="1058"/>
+        </w:numPr>
+      </w:pPr>
+      <w:r>
+        <w:t xml:space="preserve">Store your data files here as they are when you get them</w:t>
+      </w:r>
+    </w:p>
+    <w:p>
+      <w:pPr>
+        <w:pStyle w:val="Compact"/>
+        <w:numPr>
+          <w:ilvl w:val="0"/>
+          <w:numId w:val="1058"/>
+        </w:numPr>
+      </w:pPr>
+      <w:r>
+        <w:t xml:space="preserve">Avoid any modifications to the raw files!</w:t>
+      </w:r>
+    </w:p>
+    <w:p>
+      <w:pPr>
+        <w:pStyle w:val="Compact"/>
+        <w:numPr>
+          <w:ilvl w:val="0"/>
+          <w:numId w:val="1058"/>
+        </w:numPr>
+      </w:pPr>
+      <w:r>
+        <w:t xml:space="preserve">It is very easy to forget what you do if it can not be traced by code</w:t>
+      </w:r>
+    </w:p>
+    <w:p>
+      <w:pPr>
+        <w:pStyle w:val="Compact"/>
+        <w:numPr>
+          <w:ilvl w:val="0"/>
+          <w:numId w:val="1058"/>
+        </w:numPr>
+      </w:pPr>
+      <w:r>
+        <w:t xml:space="preserve">Do NOT include this folder in version control!</w:t>
+      </w:r>
+    </w:p>
+    <w:p>
+      <w:pPr>
+        <w:pStyle w:val="Compact"/>
+        <w:numPr>
+          <w:ilvl w:val="0"/>
+          <w:numId w:val="1058"/>
+        </w:numPr>
+      </w:pPr>
+      <w:r>
+        <w:t xml:space="preserve">Git is not good at handling large files</w:t>
+      </w:r>
+    </w:p>
+    <w:p>
+      <w:pPr>
+        <w:pStyle w:val="Compact"/>
+        <w:numPr>
+          <w:ilvl w:val="0"/>
+          <w:numId w:val="1058"/>
+        </w:numPr>
+      </w:pPr>
+      <w:r>
+        <w:t xml:space="preserve">Sensitive data should not be shared!</w:t>
+      </w:r>
+    </w:p>
+    <w:p>
+      <w:pPr>
+        <w:pStyle w:val="Compact"/>
+        <w:numPr>
+          <w:ilvl w:val="0"/>
+          <w:numId w:val="1058"/>
+        </w:numPr>
+      </w:pPr>
+      <w:r>
+        <w:t xml:space="preserve">Add</w:t>
+      </w:r>
+      <w:r>
+        <w:t xml:space="preserve"> </w:t>
+      </w:r>
+      <w:r>
+        <w:rPr>
+          <w:rStyle w:val="VerbatimChar"/>
+        </w:rPr>
+        <w:t xml:space="preserve">data/*</w:t>
+      </w:r>
+      <w:r>
+        <w:t xml:space="preserve"> </w:t>
+      </w:r>
+      <w:r>
+        <w:t xml:space="preserve">to your</w:t>
+      </w:r>
+      <w:r>
+        <w:t xml:space="preserve"> </w:t>
+      </w:r>
+      <w:r>
+        <w:rPr>
+          <w:rStyle w:val="VerbatimChar"/>
+        </w:rPr>
+        <w:t xml:space="preserve">.gitignore</w:t>
+      </w:r>
+      <w:r>
+        <w:t xml:space="preserve"> </w:t>
+      </w:r>
+      <w:r>
+        <w:t xml:space="preserve">file</w:t>
+      </w:r>
+    </w:p>
+    <w:p>
+      <w:pPr>
+        <w:pStyle w:val="Compact"/>
+        <w:numPr>
+          <w:ilvl w:val="0"/>
+          <w:numId w:val="1058"/>
+        </w:numPr>
+      </w:pPr>
+      <w:r>
+        <w:t xml:space="preserve">In realistic projects, data might come in varying formats</w:t>
+      </w:r>
+    </w:p>
+    <w:p>
+      <w:pPr>
+        <w:pStyle w:val="Compact"/>
+        <w:numPr>
+          <w:ilvl w:val="1"/>
+          <w:numId w:val="1059"/>
+        </w:numPr>
+      </w:pPr>
+      <w:r>
+        <w:t xml:space="preserve">csv, txt, xlsx, sas7bdat, sav, dta, etc</w:t>
+      </w:r>
+    </w:p>
+    <w:p>
+      <w:pPr>
+        <w:pStyle w:val="Compact"/>
+        <w:numPr>
+          <w:ilvl w:val="1"/>
+          <w:numId w:val="1059"/>
+        </w:numPr>
+      </w:pPr>
+      <w:r>
+        <w:t xml:space="preserve">some files might be very big (gigabytes not uncommon)</w:t>
+      </w:r>
+    </w:p>
+    <w:bookmarkEnd w:id="104"/>
+    <w:bookmarkStart w:id="105" w:name="r-folder"/>
+    <w:p>
+      <w:pPr>
+        <w:pStyle w:val="Heading2"/>
+      </w:pPr>
+      <w:r>
+        <w:rPr>
+          <w:rStyle w:val="VerbatimChar"/>
+        </w:rPr>
+        <w:t xml:space="preserve">R</w:t>
+      </w:r>
+      <w:r>
+        <w:t xml:space="preserve"> </w:t>
+      </w:r>
+      <w:r>
+        <w:t xml:space="preserve">folder</w:t>
+      </w:r>
+    </w:p>
+    <w:p>
+      <w:pPr>
+        <w:pStyle w:val="Compact"/>
+        <w:numPr>
+          <w:ilvl w:val="0"/>
+          <w:numId w:val="1060"/>
+        </w:numPr>
+      </w:pPr>
+      <w:r>
+        <w:t xml:space="preserve">Store your R functions here</w:t>
+      </w:r>
+    </w:p>
+    <w:p>
+      <w:pPr>
+        <w:pStyle w:val="Compact"/>
+        <w:numPr>
+          <w:ilvl w:val="0"/>
+          <w:numId w:val="1060"/>
+        </w:numPr>
+      </w:pPr>
+      <w:r>
+        <w:t xml:space="preserve">Document their purpose inline!</w:t>
+      </w:r>
+    </w:p>
+    <w:p>
+      <w:pPr>
+        <w:pStyle w:val="Compact"/>
+        <w:numPr>
+          <w:ilvl w:val="0"/>
+          <w:numId w:val="1060"/>
+        </w:numPr>
+      </w:pPr>
+      <w:r>
+        <w:t xml:space="preserve">Helps you to reuse code</w:t>
+      </w:r>
+    </w:p>
+    <w:p>
+      <w:pPr>
+        <w:pStyle w:val="Compact"/>
+        <w:numPr>
+          <w:ilvl w:val="0"/>
+          <w:numId w:val="1060"/>
+        </w:numPr>
+      </w:pPr>
+      <w:r>
+        <w:t xml:space="preserve">Easier to read main scripts</w:t>
+      </w:r>
+    </w:p>
+    <w:p>
+      <w:pPr>
+        <w:pStyle w:val="Compact"/>
+        <w:numPr>
+          <w:ilvl w:val="0"/>
+          <w:numId w:val="1060"/>
+        </w:numPr>
+      </w:pPr>
+      <w:r>
+        <w:t xml:space="preserve">Easier to test and debug code</w:t>
+      </w:r>
+    </w:p>
+    <w:p>
+      <w:pPr>
+        <w:pStyle w:val="Compact"/>
+        <w:numPr>
+          <w:ilvl w:val="0"/>
+          <w:numId w:val="1060"/>
+        </w:numPr>
+      </w:pPr>
+      <w:r>
+        <w:t xml:space="preserve">Easier to share code between projects</w:t>
+      </w:r>
+    </w:p>
+    <w:bookmarkEnd w:id="105"/>
+    <w:bookmarkStart w:id="106" w:name="reports-folder"/>
+    <w:p>
+      <w:pPr>
+        <w:pStyle w:val="Heading2"/>
+      </w:pPr>
+      <w:r>
+        <w:rPr>
+          <w:rStyle w:val="VerbatimChar"/>
+        </w:rPr>
+        <w:t xml:space="preserve">reports</w:t>
+      </w:r>
+      <w:r>
+        <w:t xml:space="preserve"> </w:t>
+      </w:r>
+      <w:r>
+        <w:t xml:space="preserve">folder</w:t>
+      </w:r>
+    </w:p>
+    <w:p>
+      <w:pPr>
+        <w:pStyle w:val="Compact"/>
+        <w:numPr>
+          <w:ilvl w:val="0"/>
+          <w:numId w:val="1061"/>
+        </w:numPr>
+      </w:pPr>
+      <w:r>
+        <w:t xml:space="preserve">Store your reports here</w:t>
+      </w:r>
+    </w:p>
+    <w:p>
+      <w:pPr>
+        <w:pStyle w:val="Compact"/>
+        <w:numPr>
+          <w:ilvl w:val="0"/>
+          <w:numId w:val="1061"/>
+        </w:numPr>
+      </w:pPr>
+      <w:r>
+        <w:t xml:space="preserve">Quarto documents</w:t>
+      </w:r>
+    </w:p>
+    <w:p>
+      <w:pPr>
+        <w:pStyle w:val="Compact"/>
+        <w:numPr>
+          <w:ilvl w:val="0"/>
+          <w:numId w:val="1061"/>
+        </w:numPr>
+      </w:pPr>
+      <w:r>
+        <w:t xml:space="preserve">Documemnt your analysis</w:t>
+      </w:r>
+    </w:p>
+    <w:p>
+      <w:pPr>
+        <w:pStyle w:val="Compact"/>
+        <w:numPr>
+          <w:ilvl w:val="0"/>
+          <w:numId w:val="1061"/>
+        </w:numPr>
+      </w:pPr>
+      <w:r>
+        <w:t xml:space="preserve">Include figures and tables</w:t>
+      </w:r>
+    </w:p>
+    <w:p>
+      <w:pPr>
+        <w:pStyle w:val="Compact"/>
+        <w:numPr>
+          <w:ilvl w:val="0"/>
+          <w:numId w:val="1061"/>
+        </w:numPr>
+      </w:pPr>
+      <w:r>
+        <w:t xml:space="preserve">Share with external collaborators</w:t>
+      </w:r>
+    </w:p>
+    <w:bookmarkEnd w:id="106"/>
+    <w:bookmarkStart w:id="115" w:name="computer-practice"/>
+    <w:p>
+      <w:pPr>
+        <w:pStyle w:val="Heading2"/>
+      </w:pPr>
+      <w:r>
+        <w:t xml:space="preserve">Computer practice</w:t>
+      </w:r>
+    </w:p>
+    <w:p>
+      <w:pPr>
+        <w:pStyle w:val="FirstParagraph"/>
+      </w:pPr>
+      <w:r>
+        <w:t xml:space="preserve">In</w:t>
+      </w:r>
+      <w:r>
+        <w:t xml:space="preserve"> </w:t>
+      </w:r>
+      <w:hyperlink r:id="rId107">
         <w:r>
           <w:rPr>
             <w:rStyle w:val="Hyperlink"/>
           </w:rPr>
-          <w:t xml:space="preserve">Targets overview</w:t>
+          <w:t xml:space="preserve">ECS1</w:t>
         </w:r>
       </w:hyperlink>
-    </w:p>
-    <w:p>
-      <w:pPr>
-        <w:pStyle w:val="Compact"/>
-        <w:numPr>
-          <w:ilvl w:val="0"/>
-          <w:numId w:val="1053"/>
-        </w:numPr>
-      </w:pPr>
-      <w:hyperlink r:id="rId80">
+      <w:r>
+        <w:t xml:space="preserve"> </w:t>
+      </w:r>
+      <w:r>
+        <w:t xml:space="preserve">we will use Positron and git in action!</w:t>
+      </w:r>
+    </w:p>
+    <w:p>
+      <w:pPr>
+        <w:pStyle w:val="BodyText"/>
+      </w:pPr>
+      <w:r>
+        <w:t xml:space="preserve">Also see the</w:t>
+      </w:r>
+      <w:r>
+        <w:t xml:space="preserve"> </w:t>
+      </w:r>
+      <w:r>
+        <w:t xml:space="preserve">“Reading and practicing”</w:t>
+      </w:r>
+      <w:r>
+        <w:t xml:space="preserve"> </w:t>
+      </w:r>
+      <w:r>
+        <w:t xml:space="preserve">section above for a more in-depth introduction (homework).</w:t>
+      </w:r>
+    </w:p>
+    <w:p>
+      <w:r>
+        <w:pict>
+          <v:rect style="width:0;height:1.5pt" o:hralign="center" o:hrstd="t" o:hr="t"/>
+        </w:pict>
+      </w:r>
+    </w:p>
+    <w:bookmarkStart w:id="114" w:name="refs"/>
+    <w:bookmarkStart w:id="109" w:name="ref-rodrigues2023"/>
+    <w:p>
+      <w:pPr>
+        <w:pStyle w:val="Bibliography"/>
+      </w:pPr>
+      <w:r>
+        <w:t xml:space="preserve">Rodrigues, Bruno. 2023.</w:t>
+      </w:r>
+      <w:r>
+        <w:t xml:space="preserve"> </w:t>
+      </w:r>
+      <w:r>
+        <w:t xml:space="preserve">“Building Reproducible Analytical Pipelines with R.”</w:t>
+      </w:r>
+      <w:r>
+        <w:t xml:space="preserve"> </w:t>
+      </w:r>
+      <w:hyperlink r:id="rId108">
         <w:r>
           <w:rPr>
             <w:rStyle w:val="Hyperlink"/>
           </w:rPr>
-          <w:t xml:space="preserve">Target manual</w:t>
+          <w:t xml:space="preserve">https://raps-with-r.dev/</w:t>
         </w:r>
       </w:hyperlink>
-    </w:p>
-    <w:bookmarkEnd w:id="81"/>
-    <w:bookmarkEnd w:id="82"/>
+      <w:r>
+        <w:t xml:space="preserve">.</w:t>
+      </w:r>
+    </w:p>
+    <w:bookmarkEnd w:id="109"/>
+    <w:bookmarkStart w:id="111" w:name="ref-staples2023"/>
+    <w:p>
+      <w:pPr>
+        <w:pStyle w:val="Bibliography"/>
+      </w:pPr>
+      <w:r>
+        <w:t xml:space="preserve">Staples, Timothy L. 2023.</w:t>
+      </w:r>
+      <w:r>
+        <w:t xml:space="preserve"> </w:t>
+      </w:r>
+      <w:r>
+        <w:t xml:space="preserve">“Expansion and Evolution of the R Programming Language.”</w:t>
+      </w:r>
+      <w:r>
+        <w:t xml:space="preserve"> </w:t>
+      </w:r>
+      <w:r>
+        <w:rPr>
+          <w:i/>
+          <w:iCs/>
+        </w:rPr>
+        <w:t xml:space="preserve">Royal Society Open Science</w:t>
+      </w:r>
+      <w:r>
+        <w:t xml:space="preserve"> </w:t>
+      </w:r>
+      <w:r>
+        <w:t xml:space="preserve">10 (4): 221550.</w:t>
+      </w:r>
+      <w:r>
+        <w:t xml:space="preserve"> </w:t>
+      </w:r>
+      <w:hyperlink r:id="rId110">
+        <w:r>
+          <w:rPr>
+            <w:rStyle w:val="Hyperlink"/>
+          </w:rPr>
+          <w:t xml:space="preserve">https://doi.org/10.1098/rsos.221550</w:t>
+        </w:r>
+      </w:hyperlink>
+      <w:r>
+        <w:t xml:space="preserve">.</w:t>
+      </w:r>
+    </w:p>
+    <w:bookmarkEnd w:id="111"/>
+    <w:bookmarkStart w:id="113" w:name="ref-theunix2026"/>
+    <w:p>
+      <w:pPr>
+        <w:pStyle w:val="Bibliography"/>
+      </w:pPr>
+      <w:r>
+        <w:t xml:space="preserve">“The Unix Shell: Summary and Setup.”</w:t>
+      </w:r>
+      <w:r>
+        <w:t xml:space="preserve"> </w:t>
+      </w:r>
+      <w:r>
+        <w:t xml:space="preserve">2026.</w:t>
+      </w:r>
+      <w:r>
+        <w:t xml:space="preserve"> </w:t>
+      </w:r>
+      <w:hyperlink r:id="rId112">
+        <w:r>
+          <w:rPr>
+            <w:rStyle w:val="Hyperlink"/>
+          </w:rPr>
+          <w:t xml:space="preserve">https://swcarpentry.github.io/shell-novice/</w:t>
+        </w:r>
+      </w:hyperlink>
+      <w:r>
+        <w:t xml:space="preserve">.</w:t>
+      </w:r>
+    </w:p>
+    <w:bookmarkEnd w:id="113"/>
+    <w:bookmarkEnd w:id="114"/>
+    <w:bookmarkEnd w:id="115"/>
+    <w:bookmarkEnd w:id="116"/>
     <w:sectPr>
       <w:footnotePr>
         <w:numRestart w:val="eachSect"/>
@@ -4677,6 +5664,30 @@
     <w:abstractNumId w:val="991"/>
   </w:num>
   <w:num w:numId="1053">
+    <w:abstractNumId w:val="991"/>
+  </w:num>
+  <w:num w:numId="1054">
+    <w:abstractNumId w:val="991"/>
+  </w:num>
+  <w:num w:numId="1055">
+    <w:abstractNumId w:val="991"/>
+  </w:num>
+  <w:num w:numId="1056">
+    <w:abstractNumId w:val="991"/>
+  </w:num>
+  <w:num w:numId="1057">
+    <w:abstractNumId w:val="991"/>
+  </w:num>
+  <w:num w:numId="1058">
+    <w:abstractNumId w:val="991"/>
+  </w:num>
+  <w:num w:numId="1059">
+    <w:abstractNumId w:val="991"/>
+  </w:num>
+  <w:num w:numId="1060">
+    <w:abstractNumId w:val="991"/>
+  </w:num>
+  <w:num w:numId="1061">
     <w:abstractNumId w:val="991"/>
   </w:num>
 </w:numbering>
